--- a/doc/deliverable/Iterim Deliverable 1.docx
+++ b/doc/deliverable/Iterim Deliverable 1.docx
@@ -2,6 +2,166 @@
 <file path=word/document.xml><?xml version="1.0" encoding="utf-8"?>
 <w:document xmlns:wpc="http://schemas.microsoft.com/office/word/2010/wordprocessingCanvas" xmlns:cx="http://schemas.microsoft.com/office/drawing/2014/chartex" xmlns:cx1="http://schemas.microsoft.com/office/drawing/2015/9/8/chartex" xmlns:cx2="http://schemas.microsoft.com/office/drawing/2015/10/21/chartex" xmlns:cx3="http://schemas.microsoft.com/office/drawing/2016/5/9/chartex" xmlns:cx4="http://schemas.microsoft.com/office/drawing/2016/5/10/chartex" xmlns:cx5="http://schemas.microsoft.com/office/drawing/2016/5/11/chartex" xmlns:cx6="http://schemas.microsoft.com/office/drawing/2016/5/12/chartex" xmlns:cx7="http://schemas.microsoft.com/office/drawing/2016/5/13/chartex" xmlns:cx8="http://schemas.microsoft.com/office/drawing/2016/5/14/chartex" xmlns:mc="http://schemas.openxmlformats.org/markup-compatibility/2006" xmlns:aink="http://schemas.microsoft.com/office/drawing/2016/ink" xmlns:am3d="http://schemas.microsoft.com/office/drawing/2017/model3d" xmlns:o="urn:schemas-microsoft-com:office:office" xmlns:oel="http://schemas.microsoft.com/office/2019/extlst" xmlns:r="http://schemas.openxmlformats.org/officeDocument/2006/relationships" xmlns:m="http://schemas.openxmlformats.org/officeDocument/2006/math" xmlns:v="urn:schemas-microsoft-com:vml" xmlns:wp14="http://schemas.microsoft.com/office/word/2010/wordprocessingDrawing" xmlns:wp="http://schemas.openxmlformats.org/drawingml/2006/wordprocessingDrawing" xmlns:w10="urn:schemas-microsoft-com:office:word" xmlns:w="http://schemas.openxmlformats.org/wordprocessingml/2006/main" xmlns:w14="http://schemas.microsoft.com/office/word/2010/wordml" xmlns:w15="http://schemas.microsoft.com/office/word/2012/wordml" xmlns:w16cex="http://schemas.microsoft.com/office/word/2018/wordml/cex" xmlns:w16cid="http://schemas.microsoft.com/office/word/2016/wordml/cid" xmlns:w16="http://schemas.microsoft.com/office/word/2018/wordml" xmlns:w16du="http://schemas.microsoft.com/office/word/2023/wordml/word16du" xmlns:w16sdtdh="http://schemas.microsoft.com/office/word/2020/wordml/sdtdatahash" xmlns:w16sdtfl="http://schemas.microsoft.com/office/word/2024/wordml/sdtformatlock" xmlns:w16se="http://schemas.microsoft.com/office/word/2015/wordml/symex" xmlns:wpg="http://schemas.microsoft.com/office/word/2010/wordprocessingGroup" xmlns:wpi="http://schemas.microsoft.com/office/word/2010/wordprocessingInk" xmlns:wne="http://schemas.microsoft.com/office/word/2006/wordml" xmlns:wps="http://schemas.microsoft.com/office/word/2010/wordprocessingShape" mc:Ignorable="w14 w15 w16se w16cid w16 w16cex w16sdtdh w16sdtfl w16du wp14">
   <w:body>
+    <w:p>
+      <w:r>
+        <w:t>Pascual’s classification categorizes CPs into four subtypes: strictly intraventricular, not strictly intraventricular, secondary intraventricular, and pseudo</w:t>
+      </w:r>
+      <w:r>
+        <w:t>-</w:t>
+      </w:r>
+      <w:r>
+        <w:t xml:space="preserve">intraventricular. </w:t>
+      </w:r>
+    </w:p>
+    <w:p>
+      <w:r>
+        <w:t>The quantitative sensory testing (QST) classifies CPs into:</w:t>
+      </w:r>
+    </w:p>
+    <w:p>
+      <w:pPr>
+        <w:pStyle w:val="ListParagraph"/>
+        <w:numPr>
+          <w:ilvl w:val="0"/>
+          <w:numId w:val="1"/>
+        </w:numPr>
+      </w:pPr>
+      <w:r>
+        <w:t>Type Q for CPs that originate from the space below the diaphragm, with an enlarged pituitary fossa</w:t>
+      </w:r>
+    </w:p>
+    <w:p>
+      <w:pPr>
+        <w:pStyle w:val="ListParagraph"/>
+        <w:numPr>
+          <w:ilvl w:val="0"/>
+          <w:numId w:val="1"/>
+        </w:numPr>
+      </w:pPr>
+      <w:r>
+        <w:t>Type S: for CPs that arise from the pituitary stalk</w:t>
+      </w:r>
+      <w:r>
+        <w:t xml:space="preserve">, tend to spread through </w:t>
+      </w:r>
+      <w:proofErr w:type="spellStart"/>
+      <w:r>
+        <w:t>cisterms</w:t>
+      </w:r>
+      <w:proofErr w:type="spellEnd"/>
+    </w:p>
+    <w:p>
+      <w:pPr>
+        <w:pStyle w:val="ListParagraph"/>
+        <w:numPr>
+          <w:ilvl w:val="0"/>
+          <w:numId w:val="1"/>
+        </w:numPr>
+      </w:pPr>
+      <w:r>
+        <w:t xml:space="preserve">Type T: for CPs that originate in the top of the pars </w:t>
+      </w:r>
+      <w:proofErr w:type="spellStart"/>
+      <w:r>
+        <w:t>tuberalis</w:t>
+      </w:r>
+      <w:proofErr w:type="spellEnd"/>
+      <w:r>
+        <w:t>, extending upward to occupy the third ventricle</w:t>
+      </w:r>
+    </w:p>
+    <w:p>
+      <w:pPr>
+        <w:rPr>
+          <w:kern w:val="0"/>
+          <w14:ligatures w14:val="none"/>
+        </w:rPr>
+      </w:pPr>
+      <w:r>
+        <w:rPr>
+          <w:kern w:val="0"/>
+          <w14:ligatures w14:val="none"/>
+        </w:rPr>
+        <w:t>The authors of [1] developed a multivariate logistic regression model for automatic QST classification. They used 66 features, combining clinical metrics and deep learning features, including the volume, location, and diameter of six segmented tissues: background, pituitary, sphenoid sinus, brain, suprasellar cistern, and ventricle, along with tumor morphological descriptors and tumor aspect ratio.</w:t>
+      </w:r>
+    </w:p>
+    <w:p>
+      <w:pPr>
+        <w:rPr>
+          <w:kern w:val="0"/>
+          <w14:ligatures w14:val="none"/>
+        </w:rPr>
+      </w:pPr>
+    </w:p>
+    <w:p>
+      <w:pPr>
+        <w:rPr>
+          <w:rFonts w:ascii="Arial" w:eastAsia="Times New Roman" w:hAnsi="Arial" w:cs="Arial"/>
+          <w:color w:val="000000"/>
+          <w:kern w:val="0"/>
+          <w:sz w:val="22"/>
+          <w:szCs w:val="22"/>
+          <w14:ligatures w14:val="none"/>
+        </w:rPr>
+      </w:pPr>
+      <w:r>
+        <w:rPr>
+          <w:rFonts w:ascii="Arial" w:eastAsia="Times New Roman" w:hAnsi="Arial" w:cs="Arial"/>
+          <w:color w:val="000000"/>
+          <w:kern w:val="0"/>
+          <w:sz w:val="22"/>
+          <w:szCs w:val="22"/>
+          <w14:ligatures w14:val="none"/>
+        </w:rPr>
+        <w:t>The Segment Anything Model (SAM) (Kirillov et al., 2023) was introduced as the first large model specifically designed for segmentation tasks. SAM uses a prompt-based training approach, aiming to generate segmentation masks for target objects in response to user prompts, such as points or bounding boxes. It has shown comparable or even better zero-shot performance than fully supervised models when processing natural images. However, SAM's performance is less impressive when it is applied directly to medical images.</w:t>
+      </w:r>
+      <w:r>
+        <w:rPr>
+          <w:rFonts w:ascii="Arial" w:eastAsia="Times New Roman" w:hAnsi="Arial" w:cs="Arial"/>
+          <w:color w:val="000000"/>
+          <w:kern w:val="0"/>
+          <w:sz w:val="22"/>
+          <w:szCs w:val="22"/>
+          <w14:ligatures w14:val="none"/>
+        </w:rPr>
+        <w:t xml:space="preserve"> </w:t>
+      </w:r>
+    </w:p>
+    <w:p>
+      <w:pPr>
+        <w:rPr>
+          <w:rFonts w:ascii="Arial" w:eastAsia="Times New Roman" w:hAnsi="Arial" w:cs="Arial"/>
+          <w:color w:val="000000"/>
+          <w:kern w:val="0"/>
+          <w:sz w:val="22"/>
+          <w:szCs w:val="22"/>
+          <w14:ligatures w14:val="none"/>
+        </w:rPr>
+      </w:pPr>
+      <w:r>
+        <w:rPr>
+          <w:rFonts w:ascii="Arial" w:eastAsia="Times New Roman" w:hAnsi="Arial" w:cs="Arial"/>
+          <w:color w:val="000000"/>
+          <w:kern w:val="0"/>
+          <w:sz w:val="22"/>
+          <w:szCs w:val="22"/>
+          <w14:ligatures w14:val="none"/>
+        </w:rPr>
+        <w:t>In [2], the researchers use masked autoencoding technique as prompts for SAM.</w:t>
+      </w:r>
+    </w:p>
+    <w:p>
+      <w:pPr>
+        <w:rPr>
+          <w:rFonts w:ascii="Helvetica" w:eastAsia="Times New Roman" w:hAnsi="Helvetica" w:cs="Times New Roman"/>
+          <w:color w:val="000000"/>
+          <w:kern w:val="0"/>
+          <w:sz w:val="16"/>
+          <w:szCs w:val="16"/>
+          <w14:ligatures w14:val="none"/>
+        </w:rPr>
+      </w:pPr>
+    </w:p>
     <w:p/>
     <w:sectPr>
       <w:pgSz w:w="12240" w:h="15840"/>
@@ -11,6 +171,127 @@
     </w:sectPr>
   </w:body>
 </w:document>
+</file>
+
+<file path=word/numbering.xml><?xml version="1.0" encoding="utf-8"?>
+<w:numbering xmlns:wpc="http://schemas.microsoft.com/office/word/2010/wordprocessingCanvas" xmlns:cx="http://schemas.microsoft.com/office/drawing/2014/chartex" xmlns:cx1="http://schemas.microsoft.com/office/drawing/2015/9/8/chartex" xmlns:cx2="http://schemas.microsoft.com/office/drawing/2015/10/21/chartex" xmlns:cx3="http://schemas.microsoft.com/office/drawing/2016/5/9/chartex" xmlns:cx4="http://schemas.microsoft.com/office/drawing/2016/5/10/chartex" xmlns:cx5="http://schemas.microsoft.com/office/drawing/2016/5/11/chartex" xmlns:cx6="http://schemas.microsoft.com/office/drawing/2016/5/12/chartex" xmlns:cx7="http://schemas.microsoft.com/office/drawing/2016/5/13/chartex" xmlns:cx8="http://schemas.microsoft.com/office/drawing/2016/5/14/chartex" xmlns:mc="http://schemas.openxmlformats.org/markup-compatibility/2006" xmlns:aink="http://schemas.microsoft.com/office/drawing/2016/ink" xmlns:am3d="http://schemas.microsoft.com/office/drawing/2017/model3d" xmlns:o="urn:schemas-microsoft-com:office:office" xmlns:oel="http://schemas.microsoft.com/office/2019/extlst" xmlns:r="http://schemas.openxmlformats.org/officeDocument/2006/relationships" xmlns:m="http://schemas.openxmlformats.org/officeDocument/2006/math" xmlns:v="urn:schemas-microsoft-com:vml" xmlns:wp14="http://schemas.microsoft.com/office/word/2010/wordprocessingDrawing" xmlns:wp="http://schemas.openxmlformats.org/drawingml/2006/wordprocessingDrawing" xmlns:w10="urn:schemas-microsoft-com:office:word" xmlns:w="http://schemas.openxmlformats.org/wordprocessingml/2006/main" xmlns:w14="http://schemas.microsoft.com/office/word/2010/wordml" xmlns:w15="http://schemas.microsoft.com/office/word/2012/wordml" xmlns:w16cex="http://schemas.microsoft.com/office/word/2018/wordml/cex" xmlns:w16cid="http://schemas.microsoft.com/office/word/2016/wordml/cid" xmlns:w16="http://schemas.microsoft.com/office/word/2018/wordml" xmlns:w16du="http://schemas.microsoft.com/office/word/2023/wordml/word16du" xmlns:w16sdtdh="http://schemas.microsoft.com/office/word/2020/wordml/sdtdatahash" xmlns:w16sdtfl="http://schemas.microsoft.com/office/word/2024/wordml/sdtformatlock" xmlns:w16se="http://schemas.microsoft.com/office/word/2015/wordml/symex" xmlns:wpg="http://schemas.microsoft.com/office/word/2010/wordprocessingGroup" xmlns:wpi="http://schemas.microsoft.com/office/word/2010/wordprocessingInk" xmlns:wne="http://schemas.microsoft.com/office/word/2006/wordml" xmlns:wps="http://schemas.microsoft.com/office/word/2010/wordprocessingShape" mc:Ignorable="w14 w15 w16se w16cid w16 w16cex w16sdtdh w16sdtfl w16du wp14">
+  <w:abstractNum w:abstractNumId="0" w15:restartNumberingAfterBreak="0">
+    <w:nsid w:val="1D2E13A9"/>
+    <w:multiLevelType w:val="hybridMultilevel"/>
+    <w:tmpl w:val="DCD6C0CA"/>
+    <w:lvl w:ilvl="0" w:tplc="04090001">
+      <w:start w:val="1"/>
+      <w:numFmt w:val="bullet"/>
+      <w:lvlText w:val=""/>
+      <w:lvlJc w:val="left"/>
+      <w:pPr>
+        <w:ind w:left="360" w:hanging="360"/>
+      </w:pPr>
+      <w:rPr>
+        <w:rFonts w:ascii="Symbol" w:hAnsi="Symbol" w:hint="default"/>
+      </w:rPr>
+    </w:lvl>
+    <w:lvl w:ilvl="1" w:tplc="04090003" w:tentative="1">
+      <w:start w:val="1"/>
+      <w:numFmt w:val="bullet"/>
+      <w:lvlText w:val="o"/>
+      <w:lvlJc w:val="left"/>
+      <w:pPr>
+        <w:ind w:left="1080" w:hanging="360"/>
+      </w:pPr>
+      <w:rPr>
+        <w:rFonts w:ascii="Courier New" w:hAnsi="Courier New" w:cs="Courier New" w:hint="default"/>
+      </w:rPr>
+    </w:lvl>
+    <w:lvl w:ilvl="2" w:tplc="04090005" w:tentative="1">
+      <w:start w:val="1"/>
+      <w:numFmt w:val="bullet"/>
+      <w:lvlText w:val=""/>
+      <w:lvlJc w:val="left"/>
+      <w:pPr>
+        <w:ind w:left="1800" w:hanging="360"/>
+      </w:pPr>
+      <w:rPr>
+        <w:rFonts w:ascii="Wingdings" w:hAnsi="Wingdings" w:hint="default"/>
+      </w:rPr>
+    </w:lvl>
+    <w:lvl w:ilvl="3" w:tplc="04090001" w:tentative="1">
+      <w:start w:val="1"/>
+      <w:numFmt w:val="bullet"/>
+      <w:lvlText w:val=""/>
+      <w:lvlJc w:val="left"/>
+      <w:pPr>
+        <w:ind w:left="2520" w:hanging="360"/>
+      </w:pPr>
+      <w:rPr>
+        <w:rFonts w:ascii="Symbol" w:hAnsi="Symbol" w:hint="default"/>
+      </w:rPr>
+    </w:lvl>
+    <w:lvl w:ilvl="4" w:tplc="04090003" w:tentative="1">
+      <w:start w:val="1"/>
+      <w:numFmt w:val="bullet"/>
+      <w:lvlText w:val="o"/>
+      <w:lvlJc w:val="left"/>
+      <w:pPr>
+        <w:ind w:left="3240" w:hanging="360"/>
+      </w:pPr>
+      <w:rPr>
+        <w:rFonts w:ascii="Courier New" w:hAnsi="Courier New" w:cs="Courier New" w:hint="default"/>
+      </w:rPr>
+    </w:lvl>
+    <w:lvl w:ilvl="5" w:tplc="04090005" w:tentative="1">
+      <w:start w:val="1"/>
+      <w:numFmt w:val="bullet"/>
+      <w:lvlText w:val=""/>
+      <w:lvlJc w:val="left"/>
+      <w:pPr>
+        <w:ind w:left="3960" w:hanging="360"/>
+      </w:pPr>
+      <w:rPr>
+        <w:rFonts w:ascii="Wingdings" w:hAnsi="Wingdings" w:hint="default"/>
+      </w:rPr>
+    </w:lvl>
+    <w:lvl w:ilvl="6" w:tplc="04090001" w:tentative="1">
+      <w:start w:val="1"/>
+      <w:numFmt w:val="bullet"/>
+      <w:lvlText w:val=""/>
+      <w:lvlJc w:val="left"/>
+      <w:pPr>
+        <w:ind w:left="4680" w:hanging="360"/>
+      </w:pPr>
+      <w:rPr>
+        <w:rFonts w:ascii="Symbol" w:hAnsi="Symbol" w:hint="default"/>
+      </w:rPr>
+    </w:lvl>
+    <w:lvl w:ilvl="7" w:tplc="04090003" w:tentative="1">
+      <w:start w:val="1"/>
+      <w:numFmt w:val="bullet"/>
+      <w:lvlText w:val="o"/>
+      <w:lvlJc w:val="left"/>
+      <w:pPr>
+        <w:ind w:left="5400" w:hanging="360"/>
+      </w:pPr>
+      <w:rPr>
+        <w:rFonts w:ascii="Courier New" w:hAnsi="Courier New" w:cs="Courier New" w:hint="default"/>
+      </w:rPr>
+    </w:lvl>
+    <w:lvl w:ilvl="8" w:tplc="04090005" w:tentative="1">
+      <w:start w:val="1"/>
+      <w:numFmt w:val="bullet"/>
+      <w:lvlText w:val=""/>
+      <w:lvlJc w:val="left"/>
+      <w:pPr>
+        <w:ind w:left="6120" w:hanging="360"/>
+      </w:pPr>
+      <w:rPr>
+        <w:rFonts w:ascii="Wingdings" w:hAnsi="Wingdings" w:hint="default"/>
+      </w:rPr>
+    </w:lvl>
+  </w:abstractNum>
+  <w:num w:numId="1" w16cid:durableId="418060406">
+    <w:abstractNumId w:val="0"/>
+  </w:num>
+</w:numbering>
 </file>
 
 <file path=word/styles.xml><?xml version="1.0" encoding="utf-8"?>
@@ -930,6 +1211,74 @@
       <w:spacing w:val="5"/>
     </w:rPr>
   </w:style>
+  <w:style w:type="paragraph" w:customStyle="1" w:styleId="p1">
+    <w:name w:val="p1"/>
+    <w:basedOn w:val="Normal"/>
+    <w:rsid w:val="007C4F8D"/>
+    <w:pPr>
+      <w:spacing w:after="0" w:line="240" w:lineRule="auto"/>
+    </w:pPr>
+    <w:rPr>
+      <w:rFonts w:ascii="Helvetica" w:eastAsia="Times New Roman" w:hAnsi="Helvetica" w:cs="Times New Roman"/>
+      <w:color w:val="000000"/>
+      <w:kern w:val="0"/>
+      <w:sz w:val="16"/>
+      <w:szCs w:val="16"/>
+      <w14:ligatures w14:val="none"/>
+    </w:rPr>
+  </w:style>
+  <w:style w:type="paragraph" w:customStyle="1" w:styleId="p2">
+    <w:name w:val="p2"/>
+    <w:basedOn w:val="Normal"/>
+    <w:rsid w:val="007C4F8D"/>
+    <w:pPr>
+      <w:spacing w:after="0" w:line="240" w:lineRule="auto"/>
+    </w:pPr>
+    <w:rPr>
+      <w:rFonts w:ascii="Helvetica" w:eastAsia="Times New Roman" w:hAnsi="Helvetica" w:cs="Times New Roman"/>
+      <w:color w:val="000000"/>
+      <w:kern w:val="0"/>
+      <w:sz w:val="17"/>
+      <w:szCs w:val="17"/>
+      <w14:ligatures w14:val="none"/>
+    </w:rPr>
+  </w:style>
+  <w:style w:type="paragraph" w:customStyle="1" w:styleId="p3">
+    <w:name w:val="p3"/>
+    <w:basedOn w:val="Normal"/>
+    <w:rsid w:val="007C4F8D"/>
+    <w:pPr>
+      <w:spacing w:after="0" w:line="240" w:lineRule="auto"/>
+    </w:pPr>
+    <w:rPr>
+      <w:rFonts w:ascii="Helvetica" w:eastAsia="Times New Roman" w:hAnsi="Helvetica" w:cs="Times New Roman"/>
+      <w:color w:val="000000"/>
+      <w:kern w:val="0"/>
+      <w:sz w:val="16"/>
+      <w:szCs w:val="16"/>
+      <w14:ligatures w14:val="none"/>
+    </w:rPr>
+  </w:style>
+  <w:style w:type="character" w:customStyle="1" w:styleId="s1">
+    <w:name w:val="s1"/>
+    <w:basedOn w:val="DefaultParagraphFont"/>
+    <w:rsid w:val="007C4F8D"/>
+    <w:rPr>
+      <w:rFonts w:ascii="Helvetica" w:hAnsi="Helvetica" w:hint="default"/>
+      <w:sz w:val="16"/>
+      <w:szCs w:val="16"/>
+    </w:rPr>
+  </w:style>
+  <w:style w:type="character" w:customStyle="1" w:styleId="s2">
+    <w:name w:val="s2"/>
+    <w:basedOn w:val="DefaultParagraphFont"/>
+    <w:rsid w:val="007C4F8D"/>
+    <w:rPr>
+      <w:rFonts w:ascii="Helvetica" w:hAnsi="Helvetica" w:hint="default"/>
+      <w:sz w:val="17"/>
+      <w:szCs w:val="17"/>
+    </w:rPr>
+  </w:style>
 </w:styles>
 </file>
 

--- a/doc/deliverable/Iterim Deliverable 1.docx
+++ b/doc/deliverable/Iterim Deliverable 1.docx
@@ -3,6 +3,346 @@
 <w:document xmlns:wpc="http://schemas.microsoft.com/office/word/2010/wordprocessingCanvas" xmlns:cx="http://schemas.microsoft.com/office/drawing/2014/chartex" xmlns:cx1="http://schemas.microsoft.com/office/drawing/2015/9/8/chartex" xmlns:cx2="http://schemas.microsoft.com/office/drawing/2015/10/21/chartex" xmlns:cx3="http://schemas.microsoft.com/office/drawing/2016/5/9/chartex" xmlns:cx4="http://schemas.microsoft.com/office/drawing/2016/5/10/chartex" xmlns:cx5="http://schemas.microsoft.com/office/drawing/2016/5/11/chartex" xmlns:cx6="http://schemas.microsoft.com/office/drawing/2016/5/12/chartex" xmlns:cx7="http://schemas.microsoft.com/office/drawing/2016/5/13/chartex" xmlns:cx8="http://schemas.microsoft.com/office/drawing/2016/5/14/chartex" xmlns:mc="http://schemas.openxmlformats.org/markup-compatibility/2006" xmlns:aink="http://schemas.microsoft.com/office/drawing/2016/ink" xmlns:am3d="http://schemas.microsoft.com/office/drawing/2017/model3d" xmlns:o="urn:schemas-microsoft-com:office:office" xmlns:oel="http://schemas.microsoft.com/office/2019/extlst" xmlns:r="http://schemas.openxmlformats.org/officeDocument/2006/relationships" xmlns:m="http://schemas.openxmlformats.org/officeDocument/2006/math" xmlns:v="urn:schemas-microsoft-com:vml" xmlns:wp14="http://schemas.microsoft.com/office/word/2010/wordprocessingDrawing" xmlns:wp="http://schemas.openxmlformats.org/drawingml/2006/wordprocessingDrawing" xmlns:w10="urn:schemas-microsoft-com:office:word" xmlns:w="http://schemas.openxmlformats.org/wordprocessingml/2006/main" xmlns:w14="http://schemas.microsoft.com/office/word/2010/wordml" xmlns:w15="http://schemas.microsoft.com/office/word/2012/wordml" xmlns:w16cex="http://schemas.microsoft.com/office/word/2018/wordml/cex" xmlns:w16cid="http://schemas.microsoft.com/office/word/2016/wordml/cid" xmlns:w16="http://schemas.microsoft.com/office/word/2018/wordml" xmlns:w16du="http://schemas.microsoft.com/office/word/2023/wordml/word16du" xmlns:w16sdtdh="http://schemas.microsoft.com/office/word/2020/wordml/sdtdatahash" xmlns:w16sdtfl="http://schemas.microsoft.com/office/word/2024/wordml/sdtformatlock" xmlns:w16se="http://schemas.microsoft.com/office/word/2015/wordml/symex" xmlns:wpg="http://schemas.microsoft.com/office/word/2010/wordprocessingGroup" xmlns:wpi="http://schemas.microsoft.com/office/word/2010/wordprocessingInk" xmlns:wne="http://schemas.microsoft.com/office/word/2006/wordml" xmlns:wps="http://schemas.microsoft.com/office/word/2010/wordprocessingShape" mc:Ignorable="w14 w15 w16se w16cid w16 w16cex w16sdtdh w16sdtfl w16du wp14">
   <w:body>
     <w:p>
+      <w:pPr>
+        <w:rPr>
+          <w:rFonts w:ascii="Arial" w:hAnsi="Arial" w:cs="Arial"/>
+          <w:sz w:val="22"/>
+          <w:szCs w:val="22"/>
+        </w:rPr>
+      </w:pPr>
+      <w:r>
+        <w:rPr>
+          <w:rFonts w:ascii="Arial" w:hAnsi="Arial" w:cs="Arial"/>
+          <w:sz w:val="22"/>
+          <w:szCs w:val="22"/>
+        </w:rPr>
+        <w:t>Craniopharyngiomas (CPs) are rare</w:t>
+      </w:r>
+      <w:r>
+        <w:rPr>
+          <w:rFonts w:ascii="Arial" w:hAnsi="Arial" w:cs="Arial"/>
+          <w:sz w:val="22"/>
+          <w:szCs w:val="22"/>
+        </w:rPr>
+        <w:t xml:space="preserve"> (incidence of 0.5-2 cases per million persons per year)</w:t>
+      </w:r>
+      <w:r>
+        <w:rPr>
+          <w:rFonts w:ascii="Arial" w:hAnsi="Arial" w:cs="Arial"/>
+          <w:sz w:val="22"/>
+          <w:szCs w:val="22"/>
+        </w:rPr>
+        <w:t xml:space="preserve">, benign yet locally aggressive tumors of the </w:t>
+      </w:r>
+      <w:proofErr w:type="spellStart"/>
+      <w:r>
+        <w:rPr>
+          <w:rFonts w:ascii="Arial" w:hAnsi="Arial" w:cs="Arial"/>
+          <w:sz w:val="22"/>
+          <w:szCs w:val="22"/>
+        </w:rPr>
+        <w:t>sellar</w:t>
+      </w:r>
+      <w:proofErr w:type="spellEnd"/>
+      <w:r>
+        <w:rPr>
+          <w:rFonts w:ascii="Arial" w:hAnsi="Arial" w:cs="Arial"/>
+          <w:sz w:val="22"/>
+          <w:szCs w:val="22"/>
+        </w:rPr>
+        <w:t xml:space="preserve"> and </w:t>
+      </w:r>
+      <w:proofErr w:type="spellStart"/>
+      <w:r>
+        <w:rPr>
+          <w:rFonts w:ascii="Arial" w:hAnsi="Arial" w:cs="Arial"/>
+          <w:sz w:val="22"/>
+          <w:szCs w:val="22"/>
+        </w:rPr>
+        <w:t>parasellar</w:t>
+      </w:r>
+      <w:proofErr w:type="spellEnd"/>
+      <w:r>
+        <w:rPr>
+          <w:rFonts w:ascii="Arial" w:hAnsi="Arial" w:cs="Arial"/>
+          <w:sz w:val="22"/>
+          <w:szCs w:val="22"/>
+        </w:rPr>
+        <w:t xml:space="preserve"> region</w:t>
+      </w:r>
+      <w:r>
+        <w:rPr>
+          <w:rFonts w:ascii="Arial" w:hAnsi="Arial" w:cs="Arial"/>
+          <w:sz w:val="22"/>
+          <w:szCs w:val="22"/>
+        </w:rPr>
+        <w:t>, with low histological grade</w:t>
+      </w:r>
+      <w:r>
+        <w:rPr>
+          <w:rFonts w:ascii="Arial" w:hAnsi="Arial" w:cs="Arial"/>
+          <w:sz w:val="22"/>
+          <w:szCs w:val="22"/>
+        </w:rPr>
+        <w:t xml:space="preserve">, </w:t>
+      </w:r>
+      <w:r>
+        <w:rPr>
+          <w:rFonts w:ascii="Arial" w:hAnsi="Arial" w:cs="Arial"/>
+          <w:sz w:val="22"/>
+          <w:szCs w:val="22"/>
+        </w:rPr>
+        <w:t xml:space="preserve">and </w:t>
+      </w:r>
+      <w:r>
+        <w:rPr>
+          <w:rFonts w:ascii="Arial" w:hAnsi="Arial" w:cs="Arial"/>
+          <w:sz w:val="22"/>
+          <w:szCs w:val="22"/>
+        </w:rPr>
+        <w:t xml:space="preserve">adjacent to the optic chiasm, hypothalamus, and third ventricle. </w:t>
+      </w:r>
+      <w:r>
+        <w:rPr>
+          <w:rFonts w:ascii="Arial" w:hAnsi="Arial" w:cs="Arial"/>
+          <w:sz w:val="22"/>
+          <w:szCs w:val="22"/>
+        </w:rPr>
+        <w:t>They affect mainly children between 5-14 years old and adults aged 50-74 years. [1].</w:t>
+      </w:r>
+    </w:p>
+    <w:p>
+      <w:pPr>
+        <w:rPr>
+          <w:rFonts w:ascii="Arial" w:hAnsi="Arial" w:cs="Arial"/>
+          <w:sz w:val="22"/>
+          <w:szCs w:val="22"/>
+        </w:rPr>
+      </w:pPr>
+      <w:r>
+        <w:rPr>
+          <w:rFonts w:ascii="Arial" w:hAnsi="Arial" w:cs="Arial"/>
+          <w:sz w:val="22"/>
+          <w:szCs w:val="22"/>
+        </w:rPr>
+        <w:t>There are two histologic subtypes</w:t>
+      </w:r>
+      <w:r>
+        <w:rPr>
+          <w:rFonts w:ascii="Arial" w:hAnsi="Arial" w:cs="Arial"/>
+          <w:sz w:val="22"/>
+          <w:szCs w:val="22"/>
+        </w:rPr>
+        <w:t>-</w:t>
+      </w:r>
+      <w:proofErr w:type="spellStart"/>
+      <w:r>
+        <w:rPr>
+          <w:rFonts w:ascii="Arial" w:hAnsi="Arial" w:cs="Arial"/>
+          <w:sz w:val="22"/>
+          <w:szCs w:val="22"/>
+        </w:rPr>
+        <w:t>adamantinomatous</w:t>
+      </w:r>
+      <w:proofErr w:type="spellEnd"/>
+      <w:r>
+        <w:rPr>
+          <w:rFonts w:ascii="Arial" w:hAnsi="Arial" w:cs="Arial"/>
+          <w:sz w:val="22"/>
+          <w:szCs w:val="22"/>
+        </w:rPr>
+        <w:t xml:space="preserve"> (ACP) and papillary (PCP). Distinguishing them is clinically important: ACP typically has higher recurrence and worse prognosis, reflecting more infiltrative growth that can compromise vision and hypothalamic–pituitary function, leading to endocrine </w:t>
+      </w:r>
+      <w:r>
+        <w:rPr>
+          <w:rFonts w:ascii="Arial" w:hAnsi="Arial" w:cs="Arial"/>
+          <w:sz w:val="22"/>
+          <w:szCs w:val="22"/>
+        </w:rPr>
+        <w:t xml:space="preserve">deficits </w:t>
+      </w:r>
+      <w:r>
+        <w:rPr>
+          <w:rFonts w:ascii="Arial" w:hAnsi="Arial" w:cs="Arial"/>
+          <w:sz w:val="22"/>
+          <w:szCs w:val="22"/>
+        </w:rPr>
+        <w:t xml:space="preserve">and cognitive complications. </w:t>
+      </w:r>
+    </w:p>
+    <w:p>
+      <w:pPr>
+        <w:rPr>
+          <w:rFonts w:ascii="Arial" w:hAnsi="Arial" w:cs="Arial"/>
+          <w:sz w:val="22"/>
+          <w:szCs w:val="22"/>
+        </w:rPr>
+      </w:pPr>
+      <w:r>
+        <w:rPr>
+          <w:rFonts w:ascii="Arial" w:hAnsi="Arial" w:cs="Arial"/>
+          <w:sz w:val="22"/>
+          <w:szCs w:val="22"/>
+        </w:rPr>
+        <w:t xml:space="preserve">Automatic segmentation of craniopharyngiomas is difficult because both anatomy and appearance are so variable. </w:t>
+      </w:r>
+      <w:r>
+        <w:rPr>
+          <w:rFonts w:ascii="Arial" w:hAnsi="Arial" w:cs="Arial"/>
+          <w:sz w:val="22"/>
+          <w:szCs w:val="22"/>
+        </w:rPr>
+        <w:t>CPs contain varying amounts of cystic and solid components; the cyst signal fluctuates with protein levels content</w:t>
+      </w:r>
+      <w:r>
+        <w:rPr>
+          <w:rFonts w:ascii="Arial" w:hAnsi="Arial" w:cs="Arial"/>
+          <w:sz w:val="22"/>
+          <w:szCs w:val="22"/>
+        </w:rPr>
+        <w:t xml:space="preserve">, </w:t>
+      </w:r>
+      <w:r>
+        <w:rPr>
+          <w:rFonts w:ascii="Arial" w:hAnsi="Arial" w:cs="Arial"/>
+          <w:sz w:val="22"/>
+          <w:szCs w:val="22"/>
+        </w:rPr>
+        <w:t xml:space="preserve">and the solid portions and cyst walls are often T1-isointense with only mild heterogeneity; </w:t>
+      </w:r>
+      <w:r>
+        <w:rPr>
+          <w:rFonts w:ascii="Arial" w:hAnsi="Arial" w:cs="Arial"/>
+          <w:sz w:val="22"/>
+          <w:szCs w:val="22"/>
+        </w:rPr>
+        <w:t xml:space="preserve">making them blend into surrounding tissue. </w:t>
+      </w:r>
+      <w:r>
+        <w:rPr>
+          <w:rFonts w:ascii="Arial" w:hAnsi="Arial" w:cs="Arial"/>
+          <w:sz w:val="22"/>
+          <w:szCs w:val="22"/>
+        </w:rPr>
+        <w:t xml:space="preserve">In addition they sit in the crowded </w:t>
+      </w:r>
+      <w:proofErr w:type="spellStart"/>
+      <w:r>
+        <w:rPr>
+          <w:rFonts w:ascii="Arial" w:hAnsi="Arial" w:cs="Arial"/>
+          <w:sz w:val="22"/>
+          <w:szCs w:val="22"/>
+        </w:rPr>
+        <w:t>sellar</w:t>
+      </w:r>
+      <w:proofErr w:type="spellEnd"/>
+      <w:r>
+        <w:rPr>
+          <w:rFonts w:ascii="Arial" w:hAnsi="Arial" w:cs="Arial"/>
+          <w:sz w:val="22"/>
+          <w:szCs w:val="22"/>
+        </w:rPr>
+        <w:t xml:space="preserve"> and </w:t>
+      </w:r>
+      <w:proofErr w:type="spellStart"/>
+      <w:r>
+        <w:rPr>
+          <w:rFonts w:ascii="Arial" w:hAnsi="Arial" w:cs="Arial"/>
+          <w:sz w:val="22"/>
+          <w:szCs w:val="22"/>
+        </w:rPr>
+        <w:t>parasellar</w:t>
+      </w:r>
+      <w:proofErr w:type="spellEnd"/>
+      <w:r>
+        <w:rPr>
+          <w:rFonts w:ascii="Arial" w:hAnsi="Arial" w:cs="Arial"/>
+          <w:sz w:val="22"/>
+          <w:szCs w:val="22"/>
+        </w:rPr>
+        <w:t xml:space="preserve"> region against the optic chiasm, hypothalamus, and third ventricle, where partial volume and mass effect blur margins. Together, these factors undermine AI or Deep Learning </w:t>
+      </w:r>
+      <w:r>
+        <w:rPr>
+          <w:rFonts w:ascii="Arial" w:hAnsi="Arial" w:cs="Arial"/>
+          <w:sz w:val="22"/>
+          <w:szCs w:val="22"/>
+        </w:rPr>
+        <w:t>approaches.</w:t>
+      </w:r>
+    </w:p>
+    <w:p>
+      <w:pPr>
+        <w:rPr>
+          <w:rFonts w:ascii="Arial" w:hAnsi="Arial" w:cs="Arial"/>
+          <w:sz w:val="22"/>
+          <w:szCs w:val="22"/>
+        </w:rPr>
+      </w:pPr>
+      <w:r>
+        <w:rPr>
+          <w:rFonts w:ascii="Arial" w:hAnsi="Arial" w:cs="Arial"/>
+          <w:kern w:val="0"/>
+          <w:sz w:val="22"/>
+          <w:szCs w:val="22"/>
+          <w14:ligatures w14:val="none"/>
+        </w:rPr>
+        <w:t>Because of the tendency of the CP to adhere to the nearby optic pathway and surrounding tissues, excision becomes difficult and raises the risk of morbidity and mortality. Some surgeons then prefer partial resection followed by adjuvant postoperative irradiation.</w:t>
+      </w:r>
+    </w:p>
+    <w:p>
+      <w:r>
+        <w:rPr>
+          <w:rFonts w:ascii="Arial" w:hAnsi="Arial" w:cs="Arial"/>
+          <w:sz w:val="22"/>
+          <w:szCs w:val="22"/>
+        </w:rPr>
+        <w:t>Automated segmentation and image-derived phenotypes, coupled with association analyses against clinical endpoints (e.g., hypothyroidism, h</w:t>
+      </w:r>
+      <w:r>
+        <w:rPr>
+          <w:rFonts w:ascii="Arial" w:hAnsi="Arial" w:cs="Arial"/>
+          <w:sz w:val="22"/>
+          <w:szCs w:val="22"/>
+        </w:rPr>
+        <w:t>ydroc</w:t>
+      </w:r>
+      <w:r>
+        <w:rPr>
+          <w:rFonts w:ascii="Arial" w:hAnsi="Arial" w:cs="Arial"/>
+          <w:sz w:val="22"/>
+          <w:szCs w:val="22"/>
+        </w:rPr>
+        <w:t xml:space="preserve">ephalus, central diabetes insipidus), can support preoperative risk stratification, guide surgical planning, and </w:t>
+      </w:r>
+      <w:r>
+        <w:rPr>
+          <w:rFonts w:ascii="Arial" w:hAnsi="Arial" w:cs="Arial"/>
+          <w:sz w:val="22"/>
+          <w:szCs w:val="22"/>
+        </w:rPr>
+        <w:t>improve overall outcomes</w:t>
+      </w:r>
+      <w:r>
+        <w:rPr>
+          <w:rFonts w:ascii="Arial" w:hAnsi="Arial" w:cs="Arial"/>
+          <w:sz w:val="22"/>
+          <w:szCs w:val="22"/>
+        </w:rPr>
+        <w:t>.</w:t>
+      </w:r>
+    </w:p>
+    <w:p>
+      <w:pPr>
+        <w:rPr>
+          <w:rFonts w:ascii="Arial" w:hAnsi="Arial" w:cs="Arial"/>
+          <w:sz w:val="22"/>
+          <w:szCs w:val="22"/>
+        </w:rPr>
+      </w:pPr>
+    </w:p>
+    <w:p/>
+    <w:p>
       <w:r>
         <w:t>Pascual’s classification categorizes CPs into four subtypes: strictly intraventricular, not strictly intraventricular, secondary intraventricular, and pseudo</w:t>
       </w:r>
@@ -113,18 +453,7 @@
           <w:szCs w:val="22"/>
           <w14:ligatures w14:val="none"/>
         </w:rPr>
-        <w:t>The Segment Anything Model (SAM) (Kirillov et al., 2023) was introduced as the first large model specifically designed for segmentation tasks. SAM uses a prompt-based training approach, aiming to generate segmentation masks for target objects in response to user prompts, such as points or bounding boxes. It has shown comparable or even better zero-shot performance than fully supervised models when processing natural images. However, SAM's performance is less impressive when it is applied directly to medical images.</w:t>
-      </w:r>
-      <w:r>
-        <w:rPr>
-          <w:rFonts w:ascii="Arial" w:eastAsia="Times New Roman" w:hAnsi="Arial" w:cs="Arial"/>
-          <w:color w:val="000000"/>
-          <w:kern w:val="0"/>
-          <w:sz w:val="22"/>
-          <w:szCs w:val="22"/>
-          <w14:ligatures w14:val="none"/>
-        </w:rPr>
-        <w:t xml:space="preserve"> </w:t>
+        <w:t xml:space="preserve">The Segment Anything Model (SAM) (Kirillov et al., 2023) was introduced as the first large model specifically designed for segmentation tasks. SAM uses a prompt-based training approach, aiming to generate segmentation masks for target objects in response to user prompts, such as points or bounding boxes. It has shown comparable or even better zero-shot performance than fully supervised models when processing natural images. However, SAM's performance is less impressive when it is applied directly to medical images. </w:t>
       </w:r>
     </w:p>
     <w:p>
@@ -162,7 +491,14 @@
         </w:rPr>
       </w:pPr>
     </w:p>
-    <w:p/>
+    <w:p>
+      <w:r>
+        <w:t xml:space="preserve">[1] </w:t>
+      </w:r>
+      <w:r>
+        <w:t>https://www.taylorfrancis.com/chapters/edit/10.1201/9781003090120-18/craniopharyngioma-hermann-m%C3%BCller-claire-alapetite-jeffrey-wisoff</w:t>
+      </w:r>
+    </w:p>
     <w:sectPr>
       <w:pgSz w:w="12240" w:h="15840"/>
       <w:pgMar w:top="1440" w:right="1440" w:bottom="1440" w:left="1440" w:header="720" w:footer="720" w:gutter="0"/>

--- a/doc/deliverable/Iterim Deliverable 1.docx
+++ b/doc/deliverable/Iterim Deliverable 1.docx
@@ -4,111 +4,10 @@
   <w:body>
     <w:p>
       <w:pPr>
-        <w:rPr>
-          <w:rFonts w:ascii="Arial" w:hAnsi="Arial" w:cs="Arial"/>
-          <w:sz w:val="22"/>
-          <w:szCs w:val="22"/>
-        </w:rPr>
+        <w:pStyle w:val="Heading2"/>
       </w:pPr>
       <w:r>
-        <w:rPr>
-          <w:rFonts w:ascii="Arial" w:hAnsi="Arial" w:cs="Arial"/>
-          <w:sz w:val="22"/>
-          <w:szCs w:val="22"/>
-        </w:rPr>
-        <w:t>Craniopharyngiomas (CPs) are rare</w:t>
-      </w:r>
-      <w:r>
-        <w:rPr>
-          <w:rFonts w:ascii="Arial" w:hAnsi="Arial" w:cs="Arial"/>
-          <w:sz w:val="22"/>
-          <w:szCs w:val="22"/>
-        </w:rPr>
-        <w:t xml:space="preserve"> (incidence of 0.5-2 cases per million persons per year)</w:t>
-      </w:r>
-      <w:r>
-        <w:rPr>
-          <w:rFonts w:ascii="Arial" w:hAnsi="Arial" w:cs="Arial"/>
-          <w:sz w:val="22"/>
-          <w:szCs w:val="22"/>
-        </w:rPr>
-        <w:t xml:space="preserve">, benign yet locally aggressive tumors of the </w:t>
-      </w:r>
-      <w:proofErr w:type="spellStart"/>
-      <w:r>
-        <w:rPr>
-          <w:rFonts w:ascii="Arial" w:hAnsi="Arial" w:cs="Arial"/>
-          <w:sz w:val="22"/>
-          <w:szCs w:val="22"/>
-        </w:rPr>
-        <w:t>sellar</w:t>
-      </w:r>
-      <w:proofErr w:type="spellEnd"/>
-      <w:r>
-        <w:rPr>
-          <w:rFonts w:ascii="Arial" w:hAnsi="Arial" w:cs="Arial"/>
-          <w:sz w:val="22"/>
-          <w:szCs w:val="22"/>
-        </w:rPr>
-        <w:t xml:space="preserve"> and </w:t>
-      </w:r>
-      <w:proofErr w:type="spellStart"/>
-      <w:r>
-        <w:rPr>
-          <w:rFonts w:ascii="Arial" w:hAnsi="Arial" w:cs="Arial"/>
-          <w:sz w:val="22"/>
-          <w:szCs w:val="22"/>
-        </w:rPr>
-        <w:t>parasellar</w:t>
-      </w:r>
-      <w:proofErr w:type="spellEnd"/>
-      <w:r>
-        <w:rPr>
-          <w:rFonts w:ascii="Arial" w:hAnsi="Arial" w:cs="Arial"/>
-          <w:sz w:val="22"/>
-          <w:szCs w:val="22"/>
-        </w:rPr>
-        <w:t xml:space="preserve"> region</w:t>
-      </w:r>
-      <w:r>
-        <w:rPr>
-          <w:rFonts w:ascii="Arial" w:hAnsi="Arial" w:cs="Arial"/>
-          <w:sz w:val="22"/>
-          <w:szCs w:val="22"/>
-        </w:rPr>
-        <w:t>, with low histological grade</w:t>
-      </w:r>
-      <w:r>
-        <w:rPr>
-          <w:rFonts w:ascii="Arial" w:hAnsi="Arial" w:cs="Arial"/>
-          <w:sz w:val="22"/>
-          <w:szCs w:val="22"/>
-        </w:rPr>
-        <w:t xml:space="preserve">, </w:t>
-      </w:r>
-      <w:r>
-        <w:rPr>
-          <w:rFonts w:ascii="Arial" w:hAnsi="Arial" w:cs="Arial"/>
-          <w:sz w:val="22"/>
-          <w:szCs w:val="22"/>
-        </w:rPr>
-        <w:t xml:space="preserve">and </w:t>
-      </w:r>
-      <w:r>
-        <w:rPr>
-          <w:rFonts w:ascii="Arial" w:hAnsi="Arial" w:cs="Arial"/>
-          <w:sz w:val="22"/>
-          <w:szCs w:val="22"/>
-        </w:rPr>
-        <w:t xml:space="preserve">adjacent to the optic chiasm, hypothalamus, and third ventricle. </w:t>
-      </w:r>
-      <w:r>
-        <w:rPr>
-          <w:rFonts w:ascii="Arial" w:hAnsi="Arial" w:cs="Arial"/>
-          <w:sz w:val="22"/>
-          <w:szCs w:val="22"/>
-        </w:rPr>
-        <w:t>They affect mainly children between 5-14 years old and adults aged 50-74 years. [1].</w:t>
+        <w:t>Significance</w:t>
       </w:r>
     </w:p>
     <w:p>
@@ -125,49 +24,31 @@
           <w:sz w:val="22"/>
           <w:szCs w:val="22"/>
         </w:rPr>
-        <w:t>There are two histologic subtypes</w:t>
-      </w:r>
-      <w:r>
-        <w:rPr>
-          <w:rFonts w:ascii="Arial" w:hAnsi="Arial" w:cs="Arial"/>
-          <w:sz w:val="22"/>
-          <w:szCs w:val="22"/>
-        </w:rPr>
-        <w:t>-</w:t>
-      </w:r>
-      <w:proofErr w:type="spellStart"/>
-      <w:r>
-        <w:rPr>
-          <w:rFonts w:ascii="Arial" w:hAnsi="Arial" w:cs="Arial"/>
-          <w:sz w:val="22"/>
-          <w:szCs w:val="22"/>
-        </w:rPr>
-        <w:t>adamantinomatous</w:t>
-      </w:r>
-      <w:proofErr w:type="spellEnd"/>
-      <w:r>
-        <w:rPr>
-          <w:rFonts w:ascii="Arial" w:hAnsi="Arial" w:cs="Arial"/>
-          <w:sz w:val="22"/>
-          <w:szCs w:val="22"/>
-        </w:rPr>
-        <w:t xml:space="preserve"> (ACP) and papillary (PCP). Distinguishing them is clinically important: ACP typically has higher recurrence and worse prognosis, reflecting more infiltrative growth that can compromise vision and hypothalamic–pituitary function, leading to endocrine </w:t>
-      </w:r>
-      <w:r>
-        <w:rPr>
-          <w:rFonts w:ascii="Arial" w:hAnsi="Arial" w:cs="Arial"/>
-          <w:sz w:val="22"/>
-          <w:szCs w:val="22"/>
-        </w:rPr>
-        <w:t xml:space="preserve">deficits </w:t>
-      </w:r>
-      <w:r>
-        <w:rPr>
-          <w:rFonts w:ascii="Arial" w:hAnsi="Arial" w:cs="Arial"/>
-          <w:sz w:val="22"/>
-          <w:szCs w:val="22"/>
-        </w:rPr>
-        <w:t xml:space="preserve">and cognitive complications. </w:t>
+        <w:t xml:space="preserve">Craniopharyngiomas (CPs) are rare (incidence of 0.5-2 cases per million people annually), benign yet locally aggressive tumors of the sellar and parasellar regions, with a low histological grade, located near the optic chiasm, hypothalamus, and third ventricle. They primarily affect children aged 5-14 years, with 30%–50% of all cases occurring during childhood and </w:t>
+      </w:r>
+      <w:r>
+        <w:rPr>
+          <w:rFonts w:ascii="Arial" w:hAnsi="Arial" w:cs="Arial"/>
+          <w:sz w:val="22"/>
+          <w:szCs w:val="22"/>
+        </w:rPr>
+        <w:t>adolescence and</w:t>
+      </w:r>
+      <w:r>
+        <w:rPr>
+          <w:rFonts w:ascii="Arial" w:hAnsi="Arial" w:cs="Arial"/>
+          <w:sz w:val="22"/>
+          <w:szCs w:val="22"/>
+        </w:rPr>
+        <w:t xml:space="preserve"> are also found in adults aged 50-74 years ([1])</w:t>
+      </w:r>
+      <w:r>
+        <w:rPr>
+          <w:rFonts w:ascii="Arial" w:hAnsi="Arial" w:cs="Arial"/>
+          <w:sz w:val="22"/>
+          <w:szCs w:val="22"/>
+        </w:rPr>
+        <w:t>.</w:t>
       </w:r>
     </w:p>
     <w:p>
@@ -184,91 +65,47 @@
           <w:sz w:val="22"/>
           <w:szCs w:val="22"/>
         </w:rPr>
-        <w:t xml:space="preserve">Automatic segmentation of craniopharyngiomas is difficult because both anatomy and appearance are so variable. </w:t>
-      </w:r>
-      <w:r>
-        <w:rPr>
-          <w:rFonts w:ascii="Arial" w:hAnsi="Arial" w:cs="Arial"/>
-          <w:sz w:val="22"/>
-          <w:szCs w:val="22"/>
-        </w:rPr>
-        <w:t>CPs contain varying amounts of cystic and solid components; the cyst signal fluctuates with protein levels content</w:t>
-      </w:r>
-      <w:r>
-        <w:rPr>
-          <w:rFonts w:ascii="Arial" w:hAnsi="Arial" w:cs="Arial"/>
-          <w:sz w:val="22"/>
-          <w:szCs w:val="22"/>
-        </w:rPr>
-        <w:t xml:space="preserve">, </w:t>
-      </w:r>
-      <w:r>
-        <w:rPr>
-          <w:rFonts w:ascii="Arial" w:hAnsi="Arial" w:cs="Arial"/>
-          <w:sz w:val="22"/>
-          <w:szCs w:val="22"/>
-        </w:rPr>
-        <w:t xml:space="preserve">and the solid portions and cyst walls are often T1-isointense with only mild heterogeneity; </w:t>
-      </w:r>
-      <w:r>
-        <w:rPr>
-          <w:rFonts w:ascii="Arial" w:hAnsi="Arial" w:cs="Arial"/>
-          <w:sz w:val="22"/>
-          <w:szCs w:val="22"/>
-        </w:rPr>
-        <w:t xml:space="preserve">making them blend into surrounding tissue. </w:t>
-      </w:r>
-      <w:r>
-        <w:rPr>
-          <w:rFonts w:ascii="Arial" w:hAnsi="Arial" w:cs="Arial"/>
-          <w:sz w:val="22"/>
-          <w:szCs w:val="22"/>
-        </w:rPr>
-        <w:t xml:space="preserve">In addition they sit in the crowded </w:t>
-      </w:r>
-      <w:proofErr w:type="spellStart"/>
-      <w:r>
-        <w:rPr>
-          <w:rFonts w:ascii="Arial" w:hAnsi="Arial" w:cs="Arial"/>
-          <w:sz w:val="22"/>
-          <w:szCs w:val="22"/>
-        </w:rPr>
-        <w:t>sellar</w:t>
-      </w:r>
-      <w:proofErr w:type="spellEnd"/>
-      <w:r>
-        <w:rPr>
-          <w:rFonts w:ascii="Arial" w:hAnsi="Arial" w:cs="Arial"/>
-          <w:sz w:val="22"/>
-          <w:szCs w:val="22"/>
-        </w:rPr>
-        <w:t xml:space="preserve"> and </w:t>
-      </w:r>
-      <w:proofErr w:type="spellStart"/>
-      <w:r>
-        <w:rPr>
-          <w:rFonts w:ascii="Arial" w:hAnsi="Arial" w:cs="Arial"/>
-          <w:sz w:val="22"/>
-          <w:szCs w:val="22"/>
-        </w:rPr>
-        <w:t>parasellar</w:t>
-      </w:r>
-      <w:proofErr w:type="spellEnd"/>
-      <w:r>
-        <w:rPr>
-          <w:rFonts w:ascii="Arial" w:hAnsi="Arial" w:cs="Arial"/>
-          <w:sz w:val="22"/>
-          <w:szCs w:val="22"/>
-        </w:rPr>
-        <w:t xml:space="preserve"> region against the optic chiasm, hypothalamus, and third ventricle, where partial volume and mass effect blur margins. Together, these factors undermine AI or Deep Learning </w:t>
-      </w:r>
-      <w:r>
-        <w:rPr>
-          <w:rFonts w:ascii="Arial" w:hAnsi="Arial" w:cs="Arial"/>
-          <w:sz w:val="22"/>
-          <w:szCs w:val="22"/>
-        </w:rPr>
-        <w:t>approaches.</w:t>
+        <w:t>There are two histologic subtypes</w:t>
+      </w:r>
+      <w:r>
+        <w:rPr>
+          <w:rFonts w:ascii="Arial" w:hAnsi="Arial" w:cs="Arial"/>
+          <w:sz w:val="22"/>
+          <w:szCs w:val="22"/>
+        </w:rPr>
+        <w:t xml:space="preserve">: </w:t>
+      </w:r>
+      <w:r>
+        <w:rPr>
+          <w:rFonts w:ascii="Arial" w:hAnsi="Arial" w:cs="Arial"/>
+          <w:sz w:val="22"/>
+          <w:szCs w:val="22"/>
+        </w:rPr>
+        <w:t xml:space="preserve">adamantinomatous (ACP) and papillary (PCP). Distinguishing them is clinically important: ACP typically has higher recurrence and worse prognosis, reflecting more infiltrative growth that can compromise vision and hypothalamic–pituitary function, leading </w:t>
+      </w:r>
+      <w:r>
+        <w:rPr>
+          <w:rFonts w:ascii="Arial" w:hAnsi="Arial" w:cs="Arial"/>
+          <w:sz w:val="22"/>
+          <w:szCs w:val="22"/>
+        </w:rPr>
+        <w:t>to endocrine deficits and cognitive complications</w:t>
+      </w:r>
+      <w:r>
+        <w:rPr>
+          <w:rFonts w:ascii="Arial" w:hAnsi="Arial" w:cs="Arial"/>
+          <w:sz w:val="22"/>
+          <w:szCs w:val="22"/>
+        </w:rPr>
+        <w:t xml:space="preserve"> ([2])</w:t>
+      </w:r>
+      <w:r>
+        <w:rPr>
+          <w:rFonts w:ascii="Arial" w:hAnsi="Arial" w:cs="Arial"/>
+          <w:sz w:val="22"/>
+          <w:szCs w:val="22"/>
+        </w:rPr>
+        <w:t xml:space="preserve">. </w:t>
       </w:r>
     </w:p>
     <w:p>
@@ -282,46 +119,118 @@
       <w:r>
         <w:rPr>
           <w:rFonts w:ascii="Arial" w:hAnsi="Arial" w:cs="Arial"/>
-          <w:kern w:val="0"/>
-          <w:sz w:val="22"/>
-          <w:szCs w:val="22"/>
-          <w14:ligatures w14:val="none"/>
-        </w:rPr>
-        <w:t>Because of the tendency of the CP to adhere to the nearby optic pathway and surrounding tissues, excision becomes difficult and raises the risk of morbidity and mortality. Some surgeons then prefer partial resection followed by adjuvant postoperative irradiation.</w:t>
-      </w:r>
-    </w:p>
-    <w:p>
-      <w:r>
-        <w:rPr>
-          <w:rFonts w:ascii="Arial" w:hAnsi="Arial" w:cs="Arial"/>
-          <w:sz w:val="22"/>
-          <w:szCs w:val="22"/>
-        </w:rPr>
-        <w:t>Automated segmentation and image-derived phenotypes, coupled with association analyses against clinical endpoints (e.g., hypothyroidism, h</w:t>
-      </w:r>
-      <w:r>
-        <w:rPr>
-          <w:rFonts w:ascii="Arial" w:hAnsi="Arial" w:cs="Arial"/>
-          <w:sz w:val="22"/>
-          <w:szCs w:val="22"/>
-        </w:rPr>
-        <w:t>ydroc</w:t>
-      </w:r>
-      <w:r>
-        <w:rPr>
-          <w:rFonts w:ascii="Arial" w:hAnsi="Arial" w:cs="Arial"/>
-          <w:sz w:val="22"/>
-          <w:szCs w:val="22"/>
-        </w:rPr>
-        <w:t xml:space="preserve">ephalus, central diabetes insipidus), can support preoperative risk stratification, guide surgical planning, and </w:t>
-      </w:r>
-      <w:r>
-        <w:rPr>
-          <w:rFonts w:ascii="Arial" w:hAnsi="Arial" w:cs="Arial"/>
-          <w:sz w:val="22"/>
-          <w:szCs w:val="22"/>
-        </w:rPr>
-        <w:t>improve overall outcomes</w:t>
+          <w:sz w:val="22"/>
+          <w:szCs w:val="22"/>
+        </w:rPr>
+        <w:t xml:space="preserve">The diagnosis of CP is often delayed for years, with </w:t>
+      </w:r>
+      <w:r>
+        <w:rPr>
+          <w:rFonts w:ascii="Arial" w:hAnsi="Arial" w:cs="Arial"/>
+          <w:sz w:val="22"/>
+          <w:szCs w:val="22"/>
+        </w:rPr>
+        <w:t xml:space="preserve">the </w:t>
+      </w:r>
+      <w:r>
+        <w:rPr>
+          <w:rFonts w:ascii="Arial" w:hAnsi="Arial" w:cs="Arial"/>
+          <w:sz w:val="22"/>
+          <w:szCs w:val="22"/>
+        </w:rPr>
+        <w:t>initial symptoms of intracranial pressure.</w:t>
+      </w:r>
+      <w:r>
+        <w:rPr>
+          <w:rFonts w:ascii="Arial" w:hAnsi="Arial" w:cs="Arial"/>
+          <w:sz w:val="22"/>
+          <w:szCs w:val="22"/>
+        </w:rPr>
+        <w:t xml:space="preserve"> In addition, </w:t>
+      </w:r>
+      <w:r>
+        <w:rPr>
+          <w:rFonts w:ascii="Arial" w:hAnsi="Arial" w:cs="Arial"/>
+          <w:sz w:val="22"/>
+          <w:szCs w:val="22"/>
+        </w:rPr>
+        <w:t xml:space="preserve">visual impairment (62%–84%) and endocrine deficits (52%–87%) are common. Endocrine dysfunction </w:t>
+      </w:r>
+      <w:r>
+        <w:rPr>
+          <w:rFonts w:ascii="Arial" w:hAnsi="Arial" w:cs="Arial"/>
+          <w:sz w:val="22"/>
+          <w:szCs w:val="22"/>
+        </w:rPr>
+        <w:t>results</w:t>
+      </w:r>
+      <w:r>
+        <w:rPr>
+          <w:rFonts w:ascii="Arial" w:hAnsi="Arial" w:cs="Arial"/>
+          <w:sz w:val="22"/>
+          <w:szCs w:val="22"/>
+        </w:rPr>
+        <w:t xml:space="preserve"> from </w:t>
+      </w:r>
+      <w:r>
+        <w:rPr>
+          <w:rFonts w:ascii="Arial" w:hAnsi="Arial" w:cs="Arial"/>
+          <w:sz w:val="22"/>
+          <w:szCs w:val="22"/>
+        </w:rPr>
+        <w:t xml:space="preserve">the disruption of the </w:t>
+      </w:r>
+      <w:r>
+        <w:rPr>
+          <w:rFonts w:ascii="Arial" w:hAnsi="Arial" w:cs="Arial"/>
+          <w:sz w:val="22"/>
+          <w:szCs w:val="22"/>
+        </w:rPr>
+        <w:t>hypothalamic–pituitary axis, affecting growth hormone (75%), gonadotropins (40</w:t>
+      </w:r>
+      <w:r>
+        <w:t xml:space="preserve">%), </w:t>
+      </w:r>
+      <w:r>
+        <w:t xml:space="preserve">Adrenocorticotropic </w:t>
+      </w:r>
+      <w:r>
+        <w:t>H</w:t>
+      </w:r>
+      <w:r>
+        <w:t xml:space="preserve">ormones </w:t>
+      </w:r>
+      <w:r>
+        <w:rPr>
+          <w:rFonts w:ascii="Arial" w:hAnsi="Arial" w:cs="Arial"/>
+          <w:sz w:val="22"/>
+          <w:szCs w:val="22"/>
+        </w:rPr>
+        <w:t xml:space="preserve">(25%), and </w:t>
+      </w:r>
+      <w:r>
+        <w:rPr>
+          <w:rFonts w:ascii="Arial" w:hAnsi="Arial" w:cs="Arial"/>
+          <w:sz w:val="22"/>
+          <w:szCs w:val="22"/>
+        </w:rPr>
+        <w:t>Thyroid-Stimulating Hormones</w:t>
+      </w:r>
+      <w:r>
+        <w:rPr>
+          <w:rFonts w:ascii="Arial" w:hAnsi="Arial" w:cs="Arial"/>
+          <w:sz w:val="22"/>
+          <w:szCs w:val="22"/>
+        </w:rPr>
+        <w:t xml:space="preserve"> (25%); overall, 40%–87% of patients have at least one hormonal deficiency at diagnosis</w:t>
+      </w:r>
+      <w:r>
+        <w:rPr>
+          <w:rFonts w:ascii="Arial" w:hAnsi="Arial" w:cs="Arial"/>
+          <w:sz w:val="22"/>
+          <w:szCs w:val="22"/>
+        </w:rPr>
+        <w:t xml:space="preserve"> ([3], [4])</w:t>
       </w:r>
       <w:r>
         <w:rPr>
@@ -336,26 +245,197 @@
       <w:pPr>
         <w:rPr>
           <w:rFonts w:ascii="Arial" w:hAnsi="Arial" w:cs="Arial"/>
-          <w:sz w:val="22"/>
-          <w:szCs w:val="22"/>
+          <w:kern w:val="0"/>
+          <w:sz w:val="22"/>
+          <w:szCs w:val="22"/>
+          <w14:ligatures w14:val="none"/>
         </w:rPr>
       </w:pPr>
-    </w:p>
-    <w:p/>
-    <w:p>
-      <w:r>
-        <w:t>Pascual’s classification categorizes CPs into four subtypes: strictly intraventricular, not strictly intraventricular, secondary intraventricular, and pseudo</w:t>
-      </w:r>
-      <w:r>
+      <w:r>
+        <w:rPr>
+          <w:rFonts w:ascii="Arial" w:hAnsi="Arial" w:cs="Arial"/>
+          <w:kern w:val="0"/>
+          <w:sz w:val="22"/>
+          <w:szCs w:val="22"/>
+          <w14:ligatures w14:val="none"/>
+        </w:rPr>
+        <w:t>Because of the tendency of the CP to adhere to the nearby optic pathway and surrounding tissues, excision becomes difficult and raises the risk of morbidity and mortality. Some surgeons then prefer partial resection followed by adjuvant post</w:t>
+      </w:r>
+      <w:r>
+        <w:rPr>
+          <w:rFonts w:ascii="Arial" w:hAnsi="Arial" w:cs="Arial"/>
+          <w:kern w:val="0"/>
+          <w:sz w:val="22"/>
+          <w:szCs w:val="22"/>
+          <w14:ligatures w14:val="none"/>
+        </w:rPr>
         <w:t>-</w:t>
       </w:r>
       <w:r>
-        <w:t xml:space="preserve">intraventricular. </w:t>
+        <w:rPr>
+          <w:rFonts w:ascii="Arial" w:hAnsi="Arial" w:cs="Arial"/>
+          <w:kern w:val="0"/>
+          <w:sz w:val="22"/>
+          <w:szCs w:val="22"/>
+          <w14:ligatures w14:val="none"/>
+        </w:rPr>
+        <w:t>operative irradiation.</w:t>
+      </w:r>
+      <w:r>
+        <w:rPr>
+          <w:rFonts w:ascii="Arial" w:hAnsi="Arial" w:cs="Arial"/>
+          <w:kern w:val="0"/>
+          <w:sz w:val="22"/>
+          <w:szCs w:val="22"/>
+          <w14:ligatures w14:val="none"/>
+        </w:rPr>
+        <w:t xml:space="preserve"> </w:t>
       </w:r>
     </w:p>
     <w:p>
-      <w:r>
-        <w:t>The quantitative sensory testing (QST) classifies CPs into:</w:t>
+      <w:pPr>
+        <w:rPr>
+          <w:rFonts w:ascii="Arial" w:hAnsi="Arial" w:cs="Arial"/>
+          <w:color w:val="1B1B1B"/>
+          <w:sz w:val="22"/>
+          <w:szCs w:val="22"/>
+          <w:shd w:val="clear" w:color="auto" w:fill="FFFFFF"/>
+        </w:rPr>
+      </w:pPr>
+      <w:r>
+        <w:rPr>
+          <w:rFonts w:ascii="Arial" w:hAnsi="Arial" w:cs="Arial"/>
+          <w:color w:val="1B1B1B"/>
+          <w:kern w:val="0"/>
+          <w:sz w:val="22"/>
+          <w:szCs w:val="22"/>
+          <w:shd w:val="clear" w:color="auto" w:fill="FFFFFF"/>
+          <w14:ligatures w14:val="none"/>
+        </w:rPr>
+        <w:t>Even though overall survival rates are high (92%), recurrences after complete resection and progressions after incomplete resection can be expected in the range of 71-90%, with radiotherapy reducing it to 21%</w:t>
+      </w:r>
+      <w:r>
+        <w:rPr>
+          <w:rFonts w:ascii="Arial" w:hAnsi="Arial" w:cs="Arial"/>
+          <w:color w:val="1B1B1B"/>
+          <w:kern w:val="0"/>
+          <w:sz w:val="22"/>
+          <w:szCs w:val="22"/>
+          <w:shd w:val="clear" w:color="auto" w:fill="FFFFFF"/>
+          <w14:ligatures w14:val="none"/>
+        </w:rPr>
+        <w:t xml:space="preserve"> ([5])</w:t>
+      </w:r>
+      <w:r>
+        <w:rPr>
+          <w:rFonts w:ascii="Arial" w:hAnsi="Arial" w:cs="Arial"/>
+          <w:color w:val="1B1B1B"/>
+          <w:kern w:val="0"/>
+          <w:sz w:val="22"/>
+          <w:szCs w:val="22"/>
+          <w:shd w:val="clear" w:color="auto" w:fill="FFFFFF"/>
+          <w14:ligatures w14:val="none"/>
+        </w:rPr>
+        <w:t>.</w:t>
+      </w:r>
+    </w:p>
+    <w:p>
+      <w:pPr>
+        <w:rPr>
+          <w:rFonts w:ascii="Arial" w:hAnsi="Arial" w:cs="Arial"/>
+          <w:sz w:val="22"/>
+          <w:szCs w:val="22"/>
+        </w:rPr>
+      </w:pPr>
+      <w:r>
+        <w:rPr>
+          <w:rFonts w:ascii="Arial" w:hAnsi="Arial" w:cs="Arial"/>
+          <w:kern w:val="0"/>
+          <w:sz w:val="22"/>
+          <w:szCs w:val="22"/>
+          <w14:ligatures w14:val="none"/>
+        </w:rPr>
+        <w:t>For surgical planning, various grading systems have been developed based on MRI images and the location of anatomical structures involved with or surrounding the tumors. Due to the anatomical differences among tumors, there is no single preferred approach</w:t>
+      </w:r>
+      <w:r>
+        <w:rPr>
+          <w:rFonts w:ascii="Arial" w:hAnsi="Arial" w:cs="Arial"/>
+          <w:kern w:val="0"/>
+          <w:sz w:val="22"/>
+          <w:szCs w:val="22"/>
+          <w14:ligatures w14:val="none"/>
+        </w:rPr>
+        <w:t xml:space="preserve"> ([</w:t>
+      </w:r>
+      <w:r>
+        <w:rPr>
+          <w:rFonts w:ascii="Arial" w:hAnsi="Arial" w:cs="Arial"/>
+          <w:kern w:val="0"/>
+          <w:sz w:val="22"/>
+          <w:szCs w:val="22"/>
+          <w14:ligatures w14:val="none"/>
+        </w:rPr>
+        <w:t>6</w:t>
+      </w:r>
+      <w:r>
+        <w:rPr>
+          <w:rFonts w:ascii="Arial" w:hAnsi="Arial" w:cs="Arial"/>
+          <w:kern w:val="0"/>
+          <w:sz w:val="22"/>
+          <w:szCs w:val="22"/>
+          <w14:ligatures w14:val="none"/>
+        </w:rPr>
+        <w:t>])</w:t>
+      </w:r>
+      <w:r>
+        <w:rPr>
+          <w:rFonts w:ascii="Arial" w:hAnsi="Arial" w:cs="Arial"/>
+          <w:kern w:val="0"/>
+          <w:sz w:val="22"/>
+          <w:szCs w:val="22"/>
+          <w14:ligatures w14:val="none"/>
+        </w:rPr>
+        <w:t>. As an example, one recent classification system is the quantitative sensory testing (QST)</w:t>
+      </w:r>
+      <w:r>
+        <w:rPr>
+          <w:rFonts w:ascii="Arial" w:hAnsi="Arial" w:cs="Arial"/>
+          <w:kern w:val="0"/>
+          <w:sz w:val="22"/>
+          <w:szCs w:val="22"/>
+          <w14:ligatures w14:val="none"/>
+        </w:rPr>
+        <w:t>([</w:t>
+      </w:r>
+      <w:r>
+        <w:rPr>
+          <w:rFonts w:ascii="Arial" w:hAnsi="Arial" w:cs="Arial"/>
+          <w:kern w:val="0"/>
+          <w:sz w:val="22"/>
+          <w:szCs w:val="22"/>
+          <w14:ligatures w14:val="none"/>
+        </w:rPr>
+        <w:t>7</w:t>
+      </w:r>
+      <w:r>
+        <w:rPr>
+          <w:rFonts w:ascii="Arial" w:hAnsi="Arial" w:cs="Arial"/>
+          <w:kern w:val="0"/>
+          <w:sz w:val="22"/>
+          <w:szCs w:val="22"/>
+          <w14:ligatures w14:val="none"/>
+        </w:rPr>
+        <w:t>])</w:t>
+      </w:r>
+      <w:r>
+        <w:rPr>
+          <w:rFonts w:ascii="Arial" w:hAnsi="Arial" w:cs="Arial"/>
+          <w:kern w:val="0"/>
+          <w:sz w:val="22"/>
+          <w:szCs w:val="22"/>
+          <w14:ligatures w14:val="none"/>
+        </w:rPr>
+        <w:t>, which classifies CPs into:</w:t>
       </w:r>
     </w:p>
     <w:p>
@@ -365,9 +445,39 @@
           <w:ilvl w:val="0"/>
           <w:numId w:val="1"/>
         </w:numPr>
+        <w:rPr>
+          <w:rFonts w:ascii="Arial" w:hAnsi="Arial" w:cs="Arial"/>
+          <w:sz w:val="22"/>
+          <w:szCs w:val="22"/>
+        </w:rPr>
       </w:pPr>
       <w:r>
-        <w:t>Type Q for CPs that originate from the space below the diaphragm, with an enlarged pituitary fossa</w:t>
+        <w:rPr>
+          <w:rFonts w:ascii="Arial" w:hAnsi="Arial" w:cs="Arial"/>
+          <w:b/>
+          <w:bCs/>
+          <w:sz w:val="22"/>
+          <w:szCs w:val="22"/>
+        </w:rPr>
+        <w:t>Type Q</w:t>
+      </w:r>
+      <w:r>
+        <w:rPr>
+          <w:rFonts w:ascii="Arial" w:hAnsi="Arial" w:cs="Arial"/>
+          <w:b/>
+          <w:bCs/>
+          <w:sz w:val="22"/>
+          <w:szCs w:val="22"/>
+        </w:rPr>
+        <w:t>:</w:t>
+      </w:r>
+      <w:r>
+        <w:rPr>
+          <w:rFonts w:ascii="Arial" w:hAnsi="Arial" w:cs="Arial"/>
+          <w:sz w:val="22"/>
+          <w:szCs w:val="22"/>
+        </w:rPr>
+        <w:t xml:space="preserve"> CPs that originate from the space below the diaphragm, with an enlarged pituitary fossa</w:t>
       </w:r>
     </w:p>
     <w:p>
@@ -377,18 +487,78 @@
           <w:ilvl w:val="0"/>
           <w:numId w:val="1"/>
         </w:numPr>
+        <w:rPr>
+          <w:rFonts w:ascii="Arial" w:hAnsi="Arial" w:cs="Arial"/>
+          <w:sz w:val="22"/>
+          <w:szCs w:val="22"/>
+        </w:rPr>
       </w:pPr>
       <w:r>
-        <w:t>Type S: for CPs that arise from the pituitary stalk</w:t>
-      </w:r>
-      <w:r>
-        <w:t xml:space="preserve">, tend to spread through </w:t>
-      </w:r>
-      <w:proofErr w:type="spellStart"/>
-      <w:r>
-        <w:t>cisterms</w:t>
-      </w:r>
-      <w:proofErr w:type="spellEnd"/>
+        <w:rPr>
+          <w:rFonts w:ascii="Arial" w:hAnsi="Arial" w:cs="Arial"/>
+          <w:b/>
+          <w:bCs/>
+          <w:sz w:val="22"/>
+          <w:szCs w:val="22"/>
+        </w:rPr>
+        <w:t>Type S:</w:t>
+      </w:r>
+      <w:r>
+        <w:rPr>
+          <w:rFonts w:ascii="Arial" w:hAnsi="Arial" w:cs="Arial"/>
+          <w:sz w:val="22"/>
+          <w:szCs w:val="22"/>
+        </w:rPr>
+        <w:t xml:space="preserve"> CPs that </w:t>
+      </w:r>
+      <w:r>
+        <w:rPr>
+          <w:rFonts w:ascii="Arial" w:hAnsi="Arial" w:cs="Arial"/>
+          <w:sz w:val="22"/>
+          <w:szCs w:val="22"/>
+        </w:rPr>
+        <w:t>originat</w:t>
+      </w:r>
+      <w:r>
+        <w:rPr>
+          <w:rFonts w:ascii="Arial" w:hAnsi="Arial" w:cs="Arial"/>
+          <w:sz w:val="22"/>
+          <w:szCs w:val="22"/>
+        </w:rPr>
+        <w:t>e from the pituitary stalk</w:t>
+      </w:r>
+      <w:r>
+        <w:rPr>
+          <w:rFonts w:ascii="Arial" w:hAnsi="Arial" w:cs="Arial"/>
+          <w:sz w:val="22"/>
+          <w:szCs w:val="22"/>
+        </w:rPr>
+        <w:t xml:space="preserve"> </w:t>
+      </w:r>
+      <w:r>
+        <w:rPr>
+          <w:rFonts w:ascii="Arial" w:hAnsi="Arial" w:cs="Arial"/>
+          <w:sz w:val="22"/>
+          <w:szCs w:val="22"/>
+        </w:rPr>
+        <w:t xml:space="preserve">and </w:t>
+      </w:r>
+      <w:r>
+        <w:rPr>
+          <w:rFonts w:ascii="Arial" w:hAnsi="Arial" w:cs="Arial"/>
+          <w:sz w:val="22"/>
+          <w:szCs w:val="22"/>
+        </w:rPr>
+        <w:t>tend to spread through cister</w:t>
+      </w:r>
+      <w:r>
+        <w:rPr>
+          <w:rFonts w:ascii="Arial" w:hAnsi="Arial" w:cs="Arial"/>
+          <w:sz w:val="22"/>
+          <w:szCs w:val="22"/>
+        </w:rPr>
+        <w:t>ns.</w:t>
+      </w:r>
     </w:p>
     <w:p>
       <w:pPr>
@@ -397,46 +567,236 @@
           <w:ilvl w:val="0"/>
           <w:numId w:val="1"/>
         </w:numPr>
+        <w:rPr>
+          <w:rFonts w:ascii="Arial" w:hAnsi="Arial" w:cs="Arial"/>
+          <w:sz w:val="22"/>
+          <w:szCs w:val="22"/>
+        </w:rPr>
       </w:pPr>
       <w:r>
-        <w:t xml:space="preserve">Type T: for CPs that originate in the top of the pars </w:t>
-      </w:r>
-      <w:proofErr w:type="spellStart"/>
-      <w:r>
-        <w:t>tuberalis</w:t>
-      </w:r>
-      <w:proofErr w:type="spellEnd"/>
-      <w:r>
-        <w:t>, extending upward to occupy the third ventricle</w:t>
+        <w:rPr>
+          <w:rFonts w:ascii="Arial" w:hAnsi="Arial" w:cs="Arial"/>
+          <w:b/>
+          <w:bCs/>
+          <w:sz w:val="22"/>
+          <w:szCs w:val="22"/>
+        </w:rPr>
+        <w:t>Type T:</w:t>
+      </w:r>
+      <w:r>
+        <w:rPr>
+          <w:rFonts w:ascii="Arial" w:hAnsi="Arial" w:cs="Arial"/>
+          <w:sz w:val="22"/>
+          <w:szCs w:val="22"/>
+        </w:rPr>
+        <w:t xml:space="preserve"> CPs that originate in the top of the pars tuberalis </w:t>
+      </w:r>
+      <w:r>
+        <w:rPr>
+          <w:rFonts w:ascii="Arial" w:hAnsi="Arial" w:cs="Arial"/>
+          <w:sz w:val="22"/>
+          <w:szCs w:val="22"/>
+        </w:rPr>
+        <w:t>and extend</w:t>
+      </w:r>
+      <w:r>
+        <w:rPr>
+          <w:rFonts w:ascii="Arial" w:hAnsi="Arial" w:cs="Arial"/>
+          <w:sz w:val="22"/>
+          <w:szCs w:val="22"/>
+        </w:rPr>
+        <w:t xml:space="preserve"> upward to occupy the third ventricle</w:t>
+      </w:r>
+      <w:r>
+        <w:rPr>
+          <w:rFonts w:ascii="Arial" w:hAnsi="Arial" w:cs="Arial"/>
+          <w:sz w:val="22"/>
+          <w:szCs w:val="22"/>
+        </w:rPr>
+        <w:t>.</w:t>
       </w:r>
     </w:p>
     <w:p>
       <w:pPr>
         <w:rPr>
-          <w:kern w:val="0"/>
-          <w14:ligatures w14:val="none"/>
+          <w:rFonts w:ascii="Arial" w:hAnsi="Arial" w:cs="Arial"/>
+          <w:sz w:val="22"/>
+          <w:szCs w:val="22"/>
         </w:rPr>
       </w:pPr>
       <w:r>
         <w:rPr>
-          <w:kern w:val="0"/>
-          <w14:ligatures w14:val="none"/>
-        </w:rPr>
-        <w:t>The authors of [1] developed a multivariate logistic regression model for automatic QST classification. They used 66 features, combining clinical metrics and deep learning features, including the volume, location, and diameter of six segmented tissues: background, pituitary, sphenoid sinus, brain, suprasellar cistern, and ventricle, along with tumor morphological descriptors and tumor aspect ratio.</w:t>
+          <w:rFonts w:ascii="Arial" w:hAnsi="Arial" w:cs="Arial"/>
+          <w:sz w:val="22"/>
+          <w:szCs w:val="22"/>
+        </w:rPr>
+        <w:t xml:space="preserve">Over the past decade, the endonasal endoscopically assisted approach (EEA) has become the standard method for treating most sellar and suprasellar CPs. However, many CPs mainly develop in </w:t>
+      </w:r>
+      <w:bookmarkStart w:id="0" w:name="OLE_LINK2"/>
+      <w:r>
+        <w:rPr>
+          <w:rFonts w:ascii="Arial" w:hAnsi="Arial" w:cs="Arial"/>
+          <w:sz w:val="22"/>
+          <w:szCs w:val="22"/>
+        </w:rPr>
+        <w:t xml:space="preserve">the infundibulo-tuberal </w:t>
+      </w:r>
+      <w:bookmarkEnd w:id="0"/>
+      <w:r>
+        <w:rPr>
+          <w:rFonts w:ascii="Arial" w:hAnsi="Arial" w:cs="Arial"/>
+          <w:sz w:val="22"/>
+          <w:szCs w:val="22"/>
+        </w:rPr>
+        <w:t xml:space="preserve">region of the third ventricle (3V). A significant challenge is finding a safe cleavage plane due to the strong attachment between the CP and the hypothalamus, which is especially true for PCPs, as it involves cutting through the functional 3V and poses a risk of damaging the hypothalamus. Other methods, such as through the corpus </w:t>
+      </w:r>
+      <w:r>
+        <w:rPr>
+          <w:rFonts w:ascii="Arial" w:hAnsi="Arial" w:cs="Arial"/>
+          <w:sz w:val="22"/>
+          <w:szCs w:val="22"/>
+        </w:rPr>
+        <w:lastRenderedPageBreak/>
+        <w:t>callosum or opening the lamina terminalis, are used based on preoperative MRI diagnosis of the 3V topography.</w:t>
       </w:r>
     </w:p>
     <w:p>
       <w:pPr>
         <w:rPr>
+          <w:rFonts w:ascii="Arial" w:hAnsi="Arial" w:cs="Arial"/>
+          <w:sz w:val="22"/>
+          <w:szCs w:val="22"/>
+        </w:rPr>
+      </w:pPr>
+      <w:r>
+        <w:rPr>
+          <w:rFonts w:ascii="Arial" w:hAnsi="Arial" w:cs="Arial"/>
+          <w:sz w:val="22"/>
+          <w:szCs w:val="22"/>
+        </w:rPr>
+        <w:t xml:space="preserve">AI </w:t>
+      </w:r>
+      <w:r>
+        <w:rPr>
+          <w:rFonts w:ascii="Arial" w:hAnsi="Arial" w:cs="Arial"/>
           <w:kern w:val="0"/>
+          <w:sz w:val="22"/>
+          <w:szCs w:val="22"/>
           <w14:ligatures w14:val="none"/>
         </w:rPr>
-      </w:pPr>
+        <w:t>techniques, such as deep learning models, can provide precise segmentation of CPs and adjacent structures, including</w:t>
+      </w:r>
+      <w:r>
+        <w:rPr>
+          <w:rFonts w:ascii="Arial" w:hAnsi="Arial" w:cs="Arial"/>
+          <w:sz w:val="22"/>
+          <w:szCs w:val="22"/>
+        </w:rPr>
+        <w:t xml:space="preserve"> the hypothalamus </w:t>
+      </w:r>
+      <w:r>
+        <w:rPr>
+          <w:rFonts w:ascii="Arial" w:hAnsi="Arial" w:cs="Arial"/>
+          <w:sz w:val="22"/>
+          <w:szCs w:val="22"/>
+        </w:rPr>
+        <w:t>and</w:t>
+      </w:r>
+      <w:r>
+        <w:rPr>
+          <w:rFonts w:ascii="Arial" w:hAnsi="Arial" w:cs="Arial"/>
+          <w:sz w:val="22"/>
+          <w:szCs w:val="22"/>
+        </w:rPr>
+        <w:t xml:space="preserve"> </w:t>
+      </w:r>
+      <w:r>
+        <w:rPr>
+          <w:rFonts w:ascii="Arial" w:hAnsi="Arial" w:cs="Arial"/>
+          <w:sz w:val="22"/>
+          <w:szCs w:val="22"/>
+        </w:rPr>
+        <w:t>third ventricle</w:t>
+      </w:r>
+      <w:r>
+        <w:rPr>
+          <w:rFonts w:ascii="Arial" w:hAnsi="Arial" w:cs="Arial"/>
+          <w:sz w:val="22"/>
+          <w:szCs w:val="22"/>
+        </w:rPr>
+        <w:t>,</w:t>
+      </w:r>
+      <w:r>
+        <w:rPr>
+          <w:rFonts w:ascii="Arial" w:hAnsi="Arial" w:cs="Arial"/>
+          <w:sz w:val="22"/>
+          <w:szCs w:val="22"/>
+        </w:rPr>
+        <w:t xml:space="preserve"> thereby </w:t>
+      </w:r>
+      <w:r>
+        <w:rPr>
+          <w:rFonts w:ascii="Arial" w:hAnsi="Arial" w:cs="Arial"/>
+          <w:sz w:val="22"/>
+          <w:szCs w:val="22"/>
+        </w:rPr>
+        <w:t>improving</w:t>
+      </w:r>
+      <w:r>
+        <w:rPr>
+          <w:rFonts w:ascii="Arial" w:hAnsi="Arial" w:cs="Arial"/>
+          <w:sz w:val="22"/>
+          <w:szCs w:val="22"/>
+        </w:rPr>
+        <w:t xml:space="preserve"> </w:t>
+      </w:r>
+      <w:r>
+        <w:rPr>
+          <w:rFonts w:ascii="Arial" w:hAnsi="Arial" w:cs="Arial"/>
+          <w:sz w:val="22"/>
+          <w:szCs w:val="22"/>
+        </w:rPr>
+        <w:t xml:space="preserve">preoperative planning and </w:t>
+      </w:r>
+      <w:r>
+        <w:rPr>
+          <w:rFonts w:ascii="Arial" w:hAnsi="Arial" w:cs="Arial"/>
+          <w:sz w:val="22"/>
+          <w:szCs w:val="22"/>
+        </w:rPr>
+        <w:t>potentially</w:t>
+      </w:r>
+      <w:r>
+        <w:rPr>
+          <w:rFonts w:ascii="Arial" w:hAnsi="Arial" w:cs="Arial"/>
+          <w:sz w:val="22"/>
+          <w:szCs w:val="22"/>
+        </w:rPr>
+        <w:t xml:space="preserve"> long-term outcomes</w:t>
+      </w:r>
+      <w:r>
+        <w:rPr>
+          <w:rFonts w:ascii="Arial" w:hAnsi="Arial" w:cs="Arial"/>
+          <w:sz w:val="22"/>
+          <w:szCs w:val="22"/>
+        </w:rPr>
+        <w:t xml:space="preserve"> ([9])</w:t>
+      </w:r>
+      <w:r>
+        <w:rPr>
+          <w:rFonts w:ascii="Arial" w:hAnsi="Arial" w:cs="Arial"/>
+          <w:sz w:val="22"/>
+          <w:szCs w:val="22"/>
+        </w:rPr>
+        <w:t>.</w:t>
+      </w:r>
     </w:p>
     <w:p>
       <w:pPr>
         <w:rPr>
           <w:rFonts w:ascii="Arial" w:eastAsia="Times New Roman" w:hAnsi="Arial" w:cs="Arial"/>
+          <w:b/>
+          <w:bCs/>
           <w:color w:val="000000"/>
           <w:kern w:val="0"/>
           <w:sz w:val="22"/>
@@ -447,56 +807,816 @@
       <w:r>
         <w:rPr>
           <w:rFonts w:ascii="Arial" w:eastAsia="Times New Roman" w:hAnsi="Arial" w:cs="Arial"/>
+          <w:b/>
+          <w:bCs/>
           <w:color w:val="000000"/>
           <w:kern w:val="0"/>
           <w:sz w:val="22"/>
           <w:szCs w:val="22"/>
           <w14:ligatures w14:val="none"/>
         </w:rPr>
-        <w:t xml:space="preserve">The Segment Anything Model (SAM) (Kirillov et al., 2023) was introduced as the first large model specifically designed for segmentation tasks. SAM uses a prompt-based training approach, aiming to generate segmentation masks for target objects in response to user prompts, such as points or bounding boxes. It has shown comparable or even better zero-shot performance than fully supervised models when processing natural images. However, SAM's performance is less impressive when it is applied directly to medical images. </w:t>
-      </w:r>
+        <w:t>References</w:t>
+      </w:r>
+    </w:p>
+    <w:p>
+      <w:r>
+        <w:t xml:space="preserve">[1] </w:t>
+      </w:r>
+      <w:r>
+        <w:rPr>
+          <w:rFonts w:ascii="Arial" w:hAnsi="Arial" w:cs="Arial"/>
+          <w:sz w:val="22"/>
+          <w:szCs w:val="22"/>
+        </w:rPr>
+        <w:t xml:space="preserve">Walker, D.A., Perilongo, G., Taylor, R.E., &amp; Pollack, I.F. (Eds.). (2020). Brain and Spinal Tumors of Childhood (2nd ed.). CRC Press. </w:t>
+      </w:r>
+      <w:hyperlink r:id="rId5" w:history="1">
+        <w:r>
+          <w:rPr>
+            <w:rStyle w:val="Hyperlink"/>
+            <w:rFonts w:ascii="Arial" w:hAnsi="Arial" w:cs="Arial"/>
+            <w:sz w:val="22"/>
+            <w:szCs w:val="22"/>
+          </w:rPr>
+          <w:t>https://doi.org/10.1201/9781003090120</w:t>
+        </w:r>
+      </w:hyperlink>
     </w:p>
     <w:p>
       <w:pPr>
         <w:rPr>
-          <w:rFonts w:ascii="Arial" w:eastAsia="Times New Roman" w:hAnsi="Arial" w:cs="Arial"/>
-          <w:color w:val="000000"/>
-          <w:kern w:val="0"/>
-          <w:sz w:val="22"/>
-          <w:szCs w:val="22"/>
-          <w14:ligatures w14:val="none"/>
+          <w:rFonts w:ascii="Arial" w:hAnsi="Arial" w:cs="Arial"/>
+          <w:color w:val="1B1B1B"/>
+          <w:sz w:val="22"/>
+          <w:szCs w:val="22"/>
+          <w:shd w:val="clear" w:color="auto" w:fill="FFFFFF"/>
         </w:rPr>
       </w:pPr>
       <w:r>
         <w:rPr>
-          <w:rFonts w:ascii="Arial" w:eastAsia="Times New Roman" w:hAnsi="Arial" w:cs="Arial"/>
-          <w:color w:val="000000"/>
-          <w:kern w:val="0"/>
-          <w:sz w:val="22"/>
-          <w:szCs w:val="22"/>
-          <w14:ligatures w14:val="none"/>
-        </w:rPr>
-        <w:t>In [2], the researchers use masked autoencoding technique as prompts for SAM.</w:t>
+          <w:rFonts w:ascii="Arial" w:hAnsi="Arial" w:cs="Arial"/>
+          <w:color w:val="212121"/>
+          <w:sz w:val="22"/>
+          <w:szCs w:val="22"/>
+          <w:shd w:val="clear" w:color="auto" w:fill="FFFFFF"/>
+        </w:rPr>
+        <w:t>[</w:t>
+      </w:r>
+      <w:r>
+        <w:rPr>
+          <w:rFonts w:ascii="Arial" w:hAnsi="Arial" w:cs="Arial"/>
+          <w:color w:val="212121"/>
+          <w:sz w:val="22"/>
+          <w:szCs w:val="22"/>
+          <w:shd w:val="clear" w:color="auto" w:fill="FFFFFF"/>
+        </w:rPr>
+        <w:t>2</w:t>
+      </w:r>
+      <w:r>
+        <w:rPr>
+          <w:rFonts w:ascii="Arial" w:hAnsi="Arial" w:cs="Arial"/>
+          <w:color w:val="212121"/>
+          <w:sz w:val="22"/>
+          <w:szCs w:val="22"/>
+          <w:shd w:val="clear" w:color="auto" w:fill="FFFFFF"/>
+        </w:rPr>
+        <w:t>] Garrè, M. L., &amp; Cama, A. (2007). Craniopharyngioma: modern concepts in pathogenesis and treatment. </w:t>
+      </w:r>
+      <w:r>
+        <w:rPr>
+          <w:rFonts w:ascii="Arial" w:hAnsi="Arial" w:cs="Arial"/>
+          <w:i/>
+          <w:iCs/>
+          <w:color w:val="212121"/>
+          <w:sz w:val="22"/>
+          <w:szCs w:val="22"/>
+          <w:shd w:val="clear" w:color="auto" w:fill="FFFFFF"/>
+        </w:rPr>
+        <w:t>Current opinion in pediatrics</w:t>
+      </w:r>
+      <w:r>
+        <w:rPr>
+          <w:rFonts w:ascii="Arial" w:hAnsi="Arial" w:cs="Arial"/>
+          <w:color w:val="212121"/>
+          <w:sz w:val="22"/>
+          <w:szCs w:val="22"/>
+          <w:shd w:val="clear" w:color="auto" w:fill="FFFFFF"/>
+        </w:rPr>
+        <w:t>, </w:t>
+      </w:r>
+      <w:r>
+        <w:rPr>
+          <w:rFonts w:ascii="Arial" w:hAnsi="Arial" w:cs="Arial"/>
+          <w:i/>
+          <w:iCs/>
+          <w:color w:val="212121"/>
+          <w:sz w:val="22"/>
+          <w:szCs w:val="22"/>
+          <w:shd w:val="clear" w:color="auto" w:fill="FFFFFF"/>
+        </w:rPr>
+        <w:t>19</w:t>
+      </w:r>
+      <w:r>
+        <w:rPr>
+          <w:rFonts w:ascii="Arial" w:hAnsi="Arial" w:cs="Arial"/>
+          <w:color w:val="212121"/>
+          <w:sz w:val="22"/>
+          <w:szCs w:val="22"/>
+          <w:shd w:val="clear" w:color="auto" w:fill="FFFFFF"/>
+        </w:rPr>
+        <w:t xml:space="preserve">(4), 471–479. </w:t>
+      </w:r>
+      <w:hyperlink r:id="rId6" w:history="1">
+        <w:r>
+          <w:rPr>
+            <w:rStyle w:val="Hyperlink"/>
+            <w:rFonts w:ascii="Arial" w:hAnsi="Arial" w:cs="Arial"/>
+            <w:sz w:val="22"/>
+            <w:szCs w:val="22"/>
+            <w:shd w:val="clear" w:color="auto" w:fill="FFFFFF"/>
+          </w:rPr>
+          <w:t>https://doi.org/10.1097/MOP.0b013e3282495a22</w:t>
+        </w:r>
+      </w:hyperlink>
+      <w:r>
+        <w:rPr>
+          <w:rFonts w:ascii="Arial" w:hAnsi="Arial" w:cs="Arial"/>
+          <w:color w:val="1B1B1B"/>
+          <w:sz w:val="22"/>
+          <w:szCs w:val="22"/>
+          <w:shd w:val="clear" w:color="auto" w:fill="FFFFFF"/>
+        </w:rPr>
+        <w:t xml:space="preserve"> </w:t>
       </w:r>
     </w:p>
     <w:p>
       <w:pPr>
         <w:rPr>
-          <w:rFonts w:ascii="Helvetica" w:eastAsia="Times New Roman" w:hAnsi="Helvetica" w:cs="Times New Roman"/>
-          <w:color w:val="000000"/>
-          <w:kern w:val="0"/>
-          <w:sz w:val="16"/>
-          <w:szCs w:val="16"/>
-          <w14:ligatures w14:val="none"/>
+          <w:rFonts w:ascii="Arial" w:hAnsi="Arial" w:cs="Arial"/>
+          <w:color w:val="1B1B1B"/>
+          <w:sz w:val="22"/>
+          <w:szCs w:val="22"/>
+          <w:shd w:val="clear" w:color="auto" w:fill="FFFFFF"/>
         </w:rPr>
       </w:pPr>
+      <w:r>
+        <w:rPr>
+          <w:rFonts w:ascii="Arial" w:hAnsi="Arial" w:cs="Arial"/>
+          <w:color w:val="1B1B1B"/>
+          <w:sz w:val="22"/>
+          <w:szCs w:val="22"/>
+          <w:shd w:val="clear" w:color="auto" w:fill="FFFFFF"/>
+        </w:rPr>
+        <w:t xml:space="preserve">[3] </w:t>
+      </w:r>
+      <w:r>
+        <w:rPr>
+          <w:rFonts w:ascii="Arial" w:hAnsi="Arial" w:cs="Arial"/>
+          <w:color w:val="1B1B1B"/>
+          <w:sz w:val="22"/>
+          <w:szCs w:val="22"/>
+          <w:shd w:val="clear" w:color="auto" w:fill="FFFFFF"/>
+        </w:rPr>
+        <w:t>Daubenbüchel, A. M., &amp; Müller, H. L. (2015). Neuroendocrine Disorders in Pediatric Craniopharyngioma Patients. </w:t>
+      </w:r>
+      <w:r>
+        <w:rPr>
+          <w:rFonts w:ascii="Arial" w:hAnsi="Arial" w:cs="Arial"/>
+          <w:i/>
+          <w:iCs/>
+          <w:color w:val="1B1B1B"/>
+          <w:sz w:val="22"/>
+          <w:szCs w:val="22"/>
+          <w:shd w:val="clear" w:color="auto" w:fill="FFFFFF"/>
+        </w:rPr>
+        <w:t>Journal of clinical medicine</w:t>
+      </w:r>
+      <w:r>
+        <w:rPr>
+          <w:rFonts w:ascii="Arial" w:hAnsi="Arial" w:cs="Arial"/>
+          <w:color w:val="1B1B1B"/>
+          <w:sz w:val="22"/>
+          <w:szCs w:val="22"/>
+          <w:shd w:val="clear" w:color="auto" w:fill="FFFFFF"/>
+        </w:rPr>
+        <w:t>, </w:t>
+      </w:r>
+      <w:r>
+        <w:rPr>
+          <w:rFonts w:ascii="Arial" w:hAnsi="Arial" w:cs="Arial"/>
+          <w:i/>
+          <w:iCs/>
+          <w:color w:val="1B1B1B"/>
+          <w:sz w:val="22"/>
+          <w:szCs w:val="22"/>
+          <w:shd w:val="clear" w:color="auto" w:fill="FFFFFF"/>
+        </w:rPr>
+        <w:t>4</w:t>
+      </w:r>
+      <w:r>
+        <w:rPr>
+          <w:rFonts w:ascii="Arial" w:hAnsi="Arial" w:cs="Arial"/>
+          <w:color w:val="1B1B1B"/>
+          <w:sz w:val="22"/>
+          <w:szCs w:val="22"/>
+          <w:shd w:val="clear" w:color="auto" w:fill="FFFFFF"/>
+        </w:rPr>
+        <w:t xml:space="preserve">(3), 389–413. </w:t>
+      </w:r>
+      <w:hyperlink r:id="rId7" w:history="1">
+        <w:r>
+          <w:rPr>
+            <w:rStyle w:val="Hyperlink"/>
+            <w:rFonts w:ascii="Arial" w:hAnsi="Arial" w:cs="Arial"/>
+            <w:sz w:val="22"/>
+            <w:szCs w:val="22"/>
+            <w:shd w:val="clear" w:color="auto" w:fill="FFFFFF"/>
+          </w:rPr>
+          <w:t>https://doi.org/10.3390/jcm4030389</w:t>
+        </w:r>
+      </w:hyperlink>
     </w:p>
     <w:p>
-      <w:r>
-        <w:t xml:space="preserve">[1] </w:t>
-      </w:r>
-      <w:r>
-        <w:t>https://www.taylorfrancis.com/chapters/edit/10.1201/9781003090120-18/craniopharyngioma-hermann-m%C3%BCller-claire-alapetite-jeffrey-wisoff</w:t>
+      <w:pPr>
+        <w:rPr>
+          <w:rFonts w:ascii="Arial" w:hAnsi="Arial" w:cs="Arial"/>
+          <w:color w:val="212121"/>
+          <w:sz w:val="22"/>
+          <w:szCs w:val="22"/>
+          <w:shd w:val="clear" w:color="auto" w:fill="FFFFFF"/>
+        </w:rPr>
+      </w:pPr>
+      <w:r>
+        <w:rPr>
+          <w:rFonts w:ascii="Arial" w:hAnsi="Arial" w:cs="Arial"/>
+          <w:color w:val="212121"/>
+          <w:sz w:val="22"/>
+          <w:szCs w:val="22"/>
+          <w:shd w:val="clear" w:color="auto" w:fill="FFFFFF"/>
+        </w:rPr>
+        <w:t>[4] Kawamata, T., Kubo, O., &amp; Hori, T. (2005). Histological findings at the boundary of craniopharyngiomas. </w:t>
+      </w:r>
+      <w:r>
+        <w:rPr>
+          <w:rFonts w:ascii="Arial" w:hAnsi="Arial" w:cs="Arial"/>
+          <w:i/>
+          <w:iCs/>
+          <w:color w:val="212121"/>
+          <w:sz w:val="22"/>
+          <w:szCs w:val="22"/>
+          <w:shd w:val="clear" w:color="auto" w:fill="FFFFFF"/>
+        </w:rPr>
+        <w:t>Brain tumor pathology</w:t>
+      </w:r>
+      <w:r>
+        <w:rPr>
+          <w:rFonts w:ascii="Arial" w:hAnsi="Arial" w:cs="Arial"/>
+          <w:color w:val="212121"/>
+          <w:sz w:val="22"/>
+          <w:szCs w:val="22"/>
+          <w:shd w:val="clear" w:color="auto" w:fill="FFFFFF"/>
+        </w:rPr>
+        <w:t>, </w:t>
+      </w:r>
+      <w:r>
+        <w:rPr>
+          <w:rFonts w:ascii="Arial" w:hAnsi="Arial" w:cs="Arial"/>
+          <w:i/>
+          <w:iCs/>
+          <w:color w:val="212121"/>
+          <w:sz w:val="22"/>
+          <w:szCs w:val="22"/>
+          <w:shd w:val="clear" w:color="auto" w:fill="FFFFFF"/>
+        </w:rPr>
+        <w:t>22</w:t>
+      </w:r>
+      <w:r>
+        <w:rPr>
+          <w:rFonts w:ascii="Arial" w:hAnsi="Arial" w:cs="Arial"/>
+          <w:color w:val="212121"/>
+          <w:sz w:val="22"/>
+          <w:szCs w:val="22"/>
+          <w:shd w:val="clear" w:color="auto" w:fill="FFFFFF"/>
+        </w:rPr>
+        <w:t xml:space="preserve">(2), 75–78. </w:t>
+      </w:r>
+      <w:hyperlink r:id="rId8" w:history="1">
+        <w:r>
+          <w:rPr>
+            <w:rStyle w:val="Hyperlink"/>
+            <w:rFonts w:ascii="Arial" w:hAnsi="Arial" w:cs="Arial"/>
+            <w:sz w:val="22"/>
+            <w:szCs w:val="22"/>
+            <w:shd w:val="clear" w:color="auto" w:fill="FFFFFF"/>
+          </w:rPr>
+          <w:t>https://doi.org/10.1007/s10014-005-0191-4</w:t>
+        </w:r>
+      </w:hyperlink>
+    </w:p>
+    <w:p>
+      <w:pPr>
+        <w:rPr>
+          <w:rFonts w:ascii="Arial" w:hAnsi="Arial" w:cs="Arial"/>
+          <w:color w:val="1B1B1B"/>
+          <w:sz w:val="22"/>
+          <w:szCs w:val="22"/>
+          <w:shd w:val="clear" w:color="auto" w:fill="FFFFFF"/>
+        </w:rPr>
+      </w:pPr>
+      <w:r>
+        <w:rPr>
+          <w:rFonts w:ascii="Arial" w:hAnsi="Arial" w:cs="Arial"/>
+          <w:color w:val="1B1B1B"/>
+          <w:sz w:val="22"/>
+          <w:szCs w:val="22"/>
+          <w:shd w:val="clear" w:color="auto" w:fill="FFFFFF"/>
+        </w:rPr>
+        <w:t xml:space="preserve">[5] </w:t>
+      </w:r>
+      <w:r>
+        <w:rPr>
+          <w:rFonts w:ascii="Arial" w:hAnsi="Arial" w:cs="Arial"/>
+          <w:color w:val="1B1B1B"/>
+          <w:sz w:val="22"/>
+          <w:szCs w:val="22"/>
+          <w:shd w:val="clear" w:color="auto" w:fill="FFFFFF"/>
+        </w:rPr>
+        <w:t>Müller H. L. (2011). Diagnostics, treatment, and follow-up in craniopharyngioma. </w:t>
+      </w:r>
+      <w:r>
+        <w:rPr>
+          <w:rFonts w:ascii="Arial" w:hAnsi="Arial" w:cs="Arial"/>
+          <w:i/>
+          <w:iCs/>
+          <w:color w:val="1B1B1B"/>
+          <w:sz w:val="22"/>
+          <w:szCs w:val="22"/>
+          <w:shd w:val="clear" w:color="auto" w:fill="FFFFFF"/>
+        </w:rPr>
+        <w:t>Frontiers in endocrinology</w:t>
+      </w:r>
+      <w:r>
+        <w:rPr>
+          <w:rFonts w:ascii="Arial" w:hAnsi="Arial" w:cs="Arial"/>
+          <w:color w:val="1B1B1B"/>
+          <w:sz w:val="22"/>
+          <w:szCs w:val="22"/>
+          <w:shd w:val="clear" w:color="auto" w:fill="FFFFFF"/>
+        </w:rPr>
+        <w:t>, </w:t>
+      </w:r>
+      <w:r>
+        <w:rPr>
+          <w:rFonts w:ascii="Arial" w:hAnsi="Arial" w:cs="Arial"/>
+          <w:i/>
+          <w:iCs/>
+          <w:color w:val="1B1B1B"/>
+          <w:sz w:val="22"/>
+          <w:szCs w:val="22"/>
+          <w:shd w:val="clear" w:color="auto" w:fill="FFFFFF"/>
+        </w:rPr>
+        <w:t>2</w:t>
+      </w:r>
+      <w:r>
+        <w:rPr>
+          <w:rFonts w:ascii="Arial" w:hAnsi="Arial" w:cs="Arial"/>
+          <w:color w:val="1B1B1B"/>
+          <w:sz w:val="22"/>
+          <w:szCs w:val="22"/>
+          <w:shd w:val="clear" w:color="auto" w:fill="FFFFFF"/>
+        </w:rPr>
+        <w:t xml:space="preserve">, 70. </w:t>
+      </w:r>
+      <w:hyperlink r:id="rId9" w:history="1">
+        <w:r>
+          <w:rPr>
+            <w:rStyle w:val="Hyperlink"/>
+            <w:rFonts w:ascii="Arial" w:hAnsi="Arial" w:cs="Arial"/>
+            <w:sz w:val="22"/>
+            <w:szCs w:val="22"/>
+            <w:shd w:val="clear" w:color="auto" w:fill="FFFFFF"/>
+          </w:rPr>
+          <w:t>https://doi.org/10.3389/fendo.2011.00070</w:t>
+        </w:r>
+      </w:hyperlink>
+    </w:p>
+    <w:p>
+      <w:pPr>
+        <w:rPr>
+          <w:rFonts w:ascii="Arial" w:hAnsi="Arial" w:cs="Arial"/>
+          <w:color w:val="1B1B1B"/>
+          <w:sz w:val="22"/>
+          <w:szCs w:val="22"/>
+          <w:shd w:val="clear" w:color="auto" w:fill="FFFFFF"/>
+        </w:rPr>
+      </w:pPr>
+      <w:r>
+        <w:rPr>
+          <w:rFonts w:ascii="Arial" w:hAnsi="Arial" w:cs="Arial"/>
+          <w:color w:val="212121"/>
+          <w:sz w:val="22"/>
+          <w:szCs w:val="22"/>
+          <w:shd w:val="clear" w:color="auto" w:fill="FFFFFF"/>
+        </w:rPr>
+        <w:t>[</w:t>
+      </w:r>
+      <w:r>
+        <w:rPr>
+          <w:rFonts w:ascii="Arial" w:hAnsi="Arial" w:cs="Arial"/>
+          <w:color w:val="212121"/>
+          <w:sz w:val="22"/>
+          <w:szCs w:val="22"/>
+          <w:shd w:val="clear" w:color="auto" w:fill="FFFFFF"/>
+        </w:rPr>
+        <w:t>6</w:t>
+      </w:r>
+      <w:r>
+        <w:rPr>
+          <w:rFonts w:ascii="Arial" w:hAnsi="Arial" w:cs="Arial"/>
+          <w:color w:val="212121"/>
+          <w:sz w:val="22"/>
+          <w:szCs w:val="22"/>
+          <w:shd w:val="clear" w:color="auto" w:fill="FFFFFF"/>
+        </w:rPr>
+        <w:t>]</w:t>
+      </w:r>
+      <w:r>
+        <w:rPr>
+          <w:rFonts w:ascii="Arial" w:hAnsi="Arial" w:cs="Arial"/>
+          <w:color w:val="1B1B1B"/>
+          <w:sz w:val="22"/>
+          <w:szCs w:val="22"/>
+          <w:shd w:val="clear" w:color="auto" w:fill="FFFFFF"/>
+        </w:rPr>
+        <w:t xml:space="preserve"> Lubuulwa, J., &amp; Lei, T. (2016). Pathological and Topographical Classification of </w:t>
+      </w:r>
+      <w:r>
+        <w:rPr>
+          <w:rFonts w:ascii="Arial" w:hAnsi="Arial" w:cs="Arial"/>
+          <w:color w:val="1B1B1B"/>
+          <w:sz w:val="22"/>
+          <w:szCs w:val="22"/>
+          <w:shd w:val="clear" w:color="auto" w:fill="FFFFFF"/>
+        </w:rPr>
+        <w:t>6</w:t>
+      </w:r>
+      <w:r>
+        <w:rPr>
+          <w:rFonts w:ascii="Arial" w:hAnsi="Arial" w:cs="Arial"/>
+          <w:color w:val="1B1B1B"/>
+          <w:sz w:val="22"/>
+          <w:szCs w:val="22"/>
+          <w:shd w:val="clear" w:color="auto" w:fill="FFFFFF"/>
+        </w:rPr>
+        <w:t>Craniopharyngiomas: A Literature Review. </w:t>
+      </w:r>
+      <w:r>
+        <w:rPr>
+          <w:rFonts w:ascii="Arial" w:hAnsi="Arial" w:cs="Arial"/>
+          <w:i/>
+          <w:iCs/>
+          <w:color w:val="1B1B1B"/>
+          <w:sz w:val="22"/>
+          <w:szCs w:val="22"/>
+          <w:shd w:val="clear" w:color="auto" w:fill="FFFFFF"/>
+        </w:rPr>
+        <w:t>Journal of neurological surgery reports</w:t>
+      </w:r>
+      <w:r>
+        <w:rPr>
+          <w:rFonts w:ascii="Arial" w:hAnsi="Arial" w:cs="Arial"/>
+          <w:color w:val="1B1B1B"/>
+          <w:sz w:val="22"/>
+          <w:szCs w:val="22"/>
+          <w:shd w:val="clear" w:color="auto" w:fill="FFFFFF"/>
+        </w:rPr>
+        <w:t>, </w:t>
+      </w:r>
+      <w:r>
+        <w:rPr>
+          <w:rFonts w:ascii="Arial" w:hAnsi="Arial" w:cs="Arial"/>
+          <w:i/>
+          <w:iCs/>
+          <w:color w:val="1B1B1B"/>
+          <w:sz w:val="22"/>
+          <w:szCs w:val="22"/>
+          <w:shd w:val="clear" w:color="auto" w:fill="FFFFFF"/>
+        </w:rPr>
+        <w:t>77</w:t>
+      </w:r>
+      <w:r>
+        <w:rPr>
+          <w:rFonts w:ascii="Arial" w:hAnsi="Arial" w:cs="Arial"/>
+          <w:color w:val="1B1B1B"/>
+          <w:sz w:val="22"/>
+          <w:szCs w:val="22"/>
+          <w:shd w:val="clear" w:color="auto" w:fill="FFFFFF"/>
+        </w:rPr>
+        <w:t xml:space="preserve">(3), e121–e127. </w:t>
+      </w:r>
+      <w:hyperlink r:id="rId10" w:history="1">
+        <w:r>
+          <w:rPr>
+            <w:rStyle w:val="Hyperlink"/>
+            <w:rFonts w:ascii="Arial" w:hAnsi="Arial" w:cs="Arial"/>
+            <w:sz w:val="22"/>
+            <w:szCs w:val="22"/>
+            <w:shd w:val="clear" w:color="auto" w:fill="FFFFFF"/>
+          </w:rPr>
+          <w:t>https://doi.org/10.1055/s-0036-1588060</w:t>
+        </w:r>
+      </w:hyperlink>
+    </w:p>
+    <w:p>
+      <w:r>
+        <w:rPr>
+          <w:rFonts w:ascii="Arial" w:hAnsi="Arial" w:cs="Arial"/>
+          <w:sz w:val="22"/>
+          <w:szCs w:val="22"/>
+        </w:rPr>
+        <w:t>[</w:t>
+      </w:r>
+      <w:r>
+        <w:rPr>
+          <w:rFonts w:ascii="Arial" w:hAnsi="Arial" w:cs="Arial"/>
+          <w:sz w:val="22"/>
+          <w:szCs w:val="22"/>
+        </w:rPr>
+        <w:t>7</w:t>
+      </w:r>
+      <w:r>
+        <w:rPr>
+          <w:rFonts w:ascii="Arial" w:hAnsi="Arial" w:cs="Arial"/>
+          <w:sz w:val="22"/>
+          <w:szCs w:val="22"/>
+        </w:rPr>
+        <w:t xml:space="preserve">] </w:t>
+      </w:r>
+      <w:r>
+        <w:rPr>
+          <w:rFonts w:ascii="Arial" w:hAnsi="Arial" w:cs="Arial"/>
+          <w:color w:val="212121"/>
+          <w:sz w:val="22"/>
+          <w:szCs w:val="22"/>
+          <w:shd w:val="clear" w:color="auto" w:fill="FFFFFF"/>
+        </w:rPr>
+        <w:t>Bunin, G. R., Surawicz, T. S., Witman, P. A., Preston-Martin, S., Davis, F., &amp; Bruner, J. M. (1998). The descriptive epidemiology of craniopharyngioma. </w:t>
+      </w:r>
+      <w:r>
+        <w:rPr>
+          <w:rFonts w:ascii="Arial" w:hAnsi="Arial" w:cs="Arial"/>
+          <w:i/>
+          <w:iCs/>
+          <w:color w:val="212121"/>
+          <w:sz w:val="22"/>
+          <w:szCs w:val="22"/>
+          <w:shd w:val="clear" w:color="auto" w:fill="FFFFFF"/>
+        </w:rPr>
+        <w:t>Journal of neurosurgery</w:t>
+      </w:r>
+      <w:r>
+        <w:rPr>
+          <w:rFonts w:ascii="Arial" w:hAnsi="Arial" w:cs="Arial"/>
+          <w:color w:val="212121"/>
+          <w:sz w:val="22"/>
+          <w:szCs w:val="22"/>
+          <w:shd w:val="clear" w:color="auto" w:fill="FFFFFF"/>
+        </w:rPr>
+        <w:t>, </w:t>
+      </w:r>
+      <w:r>
+        <w:rPr>
+          <w:rFonts w:ascii="Arial" w:hAnsi="Arial" w:cs="Arial"/>
+          <w:i/>
+          <w:iCs/>
+          <w:color w:val="212121"/>
+          <w:sz w:val="22"/>
+          <w:szCs w:val="22"/>
+          <w:shd w:val="clear" w:color="auto" w:fill="FFFFFF"/>
+        </w:rPr>
+        <w:t>89</w:t>
+      </w:r>
+      <w:r>
+        <w:rPr>
+          <w:rFonts w:ascii="Arial" w:hAnsi="Arial" w:cs="Arial"/>
+          <w:color w:val="212121"/>
+          <w:sz w:val="22"/>
+          <w:szCs w:val="22"/>
+          <w:shd w:val="clear" w:color="auto" w:fill="FFFFFF"/>
+        </w:rPr>
+        <w:t xml:space="preserve">(4), 547–551. </w:t>
+      </w:r>
+      <w:hyperlink r:id="rId11" w:history="1">
+        <w:r>
+          <w:rPr>
+            <w:rStyle w:val="Hyperlink"/>
+            <w:rFonts w:ascii="Arial" w:hAnsi="Arial" w:cs="Arial"/>
+            <w:sz w:val="22"/>
+            <w:szCs w:val="22"/>
+            <w:shd w:val="clear" w:color="auto" w:fill="FFFFFF"/>
+          </w:rPr>
+          <w:t>https://doi.org/10.3171/jns.1998.89.4.0547</w:t>
+        </w:r>
+      </w:hyperlink>
+    </w:p>
+    <w:p>
+      <w:pPr>
+        <w:rPr>
+          <w:rFonts w:ascii="Arial" w:hAnsi="Arial" w:cs="Arial"/>
+          <w:color w:val="212121"/>
+          <w:sz w:val="22"/>
+          <w:szCs w:val="22"/>
+          <w:shd w:val="clear" w:color="auto" w:fill="FFFFFF"/>
+        </w:rPr>
+      </w:pPr>
+      <w:r>
+        <w:rPr>
+          <w:rFonts w:ascii="Arial" w:hAnsi="Arial" w:cs="Arial"/>
+          <w:color w:val="1B1B1B"/>
+          <w:sz w:val="22"/>
+          <w:szCs w:val="22"/>
+          <w:shd w:val="clear" w:color="auto" w:fill="FFFFFF"/>
+        </w:rPr>
+        <w:t>[</w:t>
+      </w:r>
+      <w:r>
+        <w:rPr>
+          <w:rFonts w:ascii="Arial" w:hAnsi="Arial" w:cs="Arial"/>
+          <w:color w:val="1B1B1B"/>
+          <w:sz w:val="22"/>
+          <w:szCs w:val="22"/>
+          <w:shd w:val="clear" w:color="auto" w:fill="FFFFFF"/>
+        </w:rPr>
+        <w:t>8</w:t>
+      </w:r>
+      <w:r>
+        <w:rPr>
+          <w:rFonts w:ascii="Arial" w:hAnsi="Arial" w:cs="Arial"/>
+          <w:color w:val="1B1B1B"/>
+          <w:sz w:val="22"/>
+          <w:szCs w:val="22"/>
+          <w:shd w:val="clear" w:color="auto" w:fill="FFFFFF"/>
+        </w:rPr>
+        <w:t xml:space="preserve">] </w:t>
+      </w:r>
+      <w:r>
+        <w:rPr>
+          <w:rFonts w:ascii="Arial" w:hAnsi="Arial" w:cs="Arial"/>
+          <w:color w:val="212121"/>
+          <w:sz w:val="22"/>
+          <w:szCs w:val="22"/>
+          <w:shd w:val="clear" w:color="auto" w:fill="FFFFFF"/>
+        </w:rPr>
+        <w:t>Pan, J., Qi, S., Liu, Y., Lu, Y., Peng, J., Zhang, X., Xu, Y., Huang, G. L., &amp; Fan, J. (2016). Growth patterns of craniopharyngiomas: clinical analysis of 226 patients. </w:t>
+      </w:r>
+      <w:r>
+        <w:rPr>
+          <w:rFonts w:ascii="Arial" w:hAnsi="Arial" w:cs="Arial"/>
+          <w:i/>
+          <w:iCs/>
+          <w:color w:val="212121"/>
+          <w:sz w:val="22"/>
+          <w:szCs w:val="22"/>
+          <w:shd w:val="clear" w:color="auto" w:fill="FFFFFF"/>
+        </w:rPr>
+        <w:t>Journal of neurosurgery. Pediatrics</w:t>
+      </w:r>
+      <w:r>
+        <w:rPr>
+          <w:rFonts w:ascii="Arial" w:hAnsi="Arial" w:cs="Arial"/>
+          <w:color w:val="212121"/>
+          <w:sz w:val="22"/>
+          <w:szCs w:val="22"/>
+          <w:shd w:val="clear" w:color="auto" w:fill="FFFFFF"/>
+        </w:rPr>
+        <w:t>, </w:t>
+      </w:r>
+      <w:r>
+        <w:rPr>
+          <w:rFonts w:ascii="Arial" w:hAnsi="Arial" w:cs="Arial"/>
+          <w:i/>
+          <w:iCs/>
+          <w:color w:val="212121"/>
+          <w:sz w:val="22"/>
+          <w:szCs w:val="22"/>
+          <w:shd w:val="clear" w:color="auto" w:fill="FFFFFF"/>
+        </w:rPr>
+        <w:t>17</w:t>
+      </w:r>
+      <w:r>
+        <w:rPr>
+          <w:rFonts w:ascii="Arial" w:hAnsi="Arial" w:cs="Arial"/>
+          <w:color w:val="212121"/>
+          <w:sz w:val="22"/>
+          <w:szCs w:val="22"/>
+          <w:shd w:val="clear" w:color="auto" w:fill="FFFFFF"/>
+        </w:rPr>
+        <w:t xml:space="preserve">(4), 418–433. </w:t>
+      </w:r>
+      <w:hyperlink r:id="rId12" w:history="1">
+        <w:r>
+          <w:rPr>
+            <w:rStyle w:val="Hyperlink"/>
+            <w:rFonts w:ascii="Arial" w:hAnsi="Arial" w:cs="Arial"/>
+            <w:sz w:val="22"/>
+            <w:szCs w:val="22"/>
+            <w:shd w:val="clear" w:color="auto" w:fill="FFFFFF"/>
+          </w:rPr>
+          <w:t>https://doi.org/10.3171/2015.7.PEDS14449</w:t>
+        </w:r>
+      </w:hyperlink>
+    </w:p>
+    <w:p>
+      <w:pPr>
+        <w:rPr>
+          <w:rFonts w:ascii="Arial" w:hAnsi="Arial" w:cs="Arial"/>
+          <w:sz w:val="22"/>
+          <w:szCs w:val="22"/>
+        </w:rPr>
+      </w:pPr>
+      <w:r>
+        <w:rPr>
+          <w:rFonts w:ascii="Arial" w:hAnsi="Arial" w:cs="Arial"/>
+          <w:color w:val="212121"/>
+          <w:sz w:val="22"/>
+          <w:szCs w:val="22"/>
+          <w:shd w:val="clear" w:color="auto" w:fill="FFFFFF"/>
+        </w:rPr>
+        <w:t>[9</w:t>
+      </w:r>
+      <w:r>
+        <w:rPr>
+          <w:rFonts w:ascii="Arial" w:hAnsi="Arial" w:cs="Arial"/>
+          <w:color w:val="212121"/>
+          <w:sz w:val="22"/>
+          <w:szCs w:val="22"/>
+          <w:shd w:val="clear" w:color="auto" w:fill="FFFFFF"/>
+        </w:rPr>
+        <w:t>]</w:t>
+      </w:r>
+      <w:r>
+        <w:rPr>
+          <w:rFonts w:ascii="Arial" w:hAnsi="Arial" w:cs="Arial"/>
+          <w:color w:val="212121"/>
+          <w:sz w:val="22"/>
+          <w:szCs w:val="22"/>
+          <w:shd w:val="clear" w:color="auto" w:fill="FFFFFF"/>
+        </w:rPr>
+        <w:t xml:space="preserve"> </w:t>
+      </w:r>
+      <w:r>
+        <w:rPr>
+          <w:rFonts w:ascii="Arial" w:hAnsi="Arial" w:cs="Arial"/>
+          <w:color w:val="212121"/>
+          <w:sz w:val="22"/>
+          <w:szCs w:val="22"/>
+          <w:shd w:val="clear" w:color="auto" w:fill="FFFFFF"/>
+        </w:rPr>
+        <w:t>Pascual, J. M., &amp; Prieto, R. (2022). Craniopharyngioma and the Third Ventricle: This Inescapable Topographical Relationship. </w:t>
+      </w:r>
+      <w:r>
+        <w:rPr>
+          <w:rFonts w:ascii="Arial" w:hAnsi="Arial" w:cs="Arial"/>
+          <w:i/>
+          <w:iCs/>
+          <w:color w:val="212121"/>
+          <w:sz w:val="22"/>
+          <w:szCs w:val="22"/>
+          <w:shd w:val="clear" w:color="auto" w:fill="FFFFFF"/>
+        </w:rPr>
+        <w:t>Frontiers in oncology</w:t>
+      </w:r>
+      <w:r>
+        <w:rPr>
+          <w:rFonts w:ascii="Arial" w:hAnsi="Arial" w:cs="Arial"/>
+          <w:color w:val="212121"/>
+          <w:sz w:val="22"/>
+          <w:szCs w:val="22"/>
+          <w:shd w:val="clear" w:color="auto" w:fill="FFFFFF"/>
+        </w:rPr>
+        <w:t>, </w:t>
+      </w:r>
+      <w:r>
+        <w:rPr>
+          <w:rFonts w:ascii="Arial" w:hAnsi="Arial" w:cs="Arial"/>
+          <w:i/>
+          <w:iCs/>
+          <w:color w:val="212121"/>
+          <w:sz w:val="22"/>
+          <w:szCs w:val="22"/>
+          <w:shd w:val="clear" w:color="auto" w:fill="FFFFFF"/>
+        </w:rPr>
+        <w:t>12</w:t>
+      </w:r>
+      <w:r>
+        <w:rPr>
+          <w:rFonts w:ascii="Arial" w:hAnsi="Arial" w:cs="Arial"/>
+          <w:color w:val="212121"/>
+          <w:sz w:val="22"/>
+          <w:szCs w:val="22"/>
+          <w:shd w:val="clear" w:color="auto" w:fill="FFFFFF"/>
+        </w:rPr>
+        <w:t>, 872689. https://doi.org/10.3389/fonc.2022.872689</w:t>
       </w:r>
     </w:p>
     <w:sectPr>
@@ -1058,7 +2178,6 @@
     <w:next w:val="Normal"/>
     <w:link w:val="Heading2Char"/>
     <w:uiPriority w:val="9"/>
-    <w:semiHidden/>
     <w:unhideWhenUsed/>
     <w:qFormat/>
     <w:rsid w:val="008A4F76"/>
@@ -1275,7 +2394,6 @@
     <w:basedOn w:val="DefaultParagraphFont"/>
     <w:link w:val="Heading2"/>
     <w:uiPriority w:val="9"/>
-    <w:semiHidden/>
     <w:rsid w:val="008A4F76"/>
     <w:rPr>
       <w:rFonts w:asciiTheme="majorHAnsi" w:eastAsiaTheme="majorEastAsia" w:hAnsiTheme="majorHAnsi" w:cstheme="majorBidi"/>
@@ -1613,6 +2731,41 @@
       <w:rFonts w:ascii="Helvetica" w:hAnsi="Helvetica" w:hint="default"/>
       <w:sz w:val="17"/>
       <w:szCs w:val="17"/>
+    </w:rPr>
+  </w:style>
+  <w:style w:type="character" w:styleId="Hyperlink">
+    <w:name w:val="Hyperlink"/>
+    <w:basedOn w:val="DefaultParagraphFont"/>
+    <w:uiPriority w:val="99"/>
+    <w:unhideWhenUsed/>
+    <w:rsid w:val="00805D62"/>
+    <w:rPr>
+      <w:color w:val="467886" w:themeColor="hyperlink"/>
+      <w:u w:val="single"/>
+    </w:rPr>
+  </w:style>
+  <w:style w:type="character" w:styleId="UnresolvedMention">
+    <w:name w:val="Unresolved Mention"/>
+    <w:basedOn w:val="DefaultParagraphFont"/>
+    <w:uiPriority w:val="99"/>
+    <w:semiHidden/>
+    <w:unhideWhenUsed/>
+    <w:rsid w:val="00805D62"/>
+    <w:rPr>
+      <w:color w:val="605E5C"/>
+      <w:shd w:val="clear" w:color="auto" w:fill="E1DFDD"/>
+    </w:rPr>
+  </w:style>
+  <w:style w:type="character" w:styleId="FollowedHyperlink">
+    <w:name w:val="FollowedHyperlink"/>
+    <w:basedOn w:val="DefaultParagraphFont"/>
+    <w:uiPriority w:val="99"/>
+    <w:semiHidden/>
+    <w:unhideWhenUsed/>
+    <w:rsid w:val="004A7645"/>
+    <w:rPr>
+      <w:color w:val="96607D" w:themeColor="followedHyperlink"/>
+      <w:u w:val="single"/>
     </w:rPr>
   </w:style>
 </w:styles>

--- a/doc/deliverable/Iterim Deliverable 1.docx
+++ b/doc/deliverable/Iterim Deliverable 1.docx
@@ -24,7 +24,43 @@
           <w:sz w:val="22"/>
           <w:szCs w:val="22"/>
         </w:rPr>
-        <w:t xml:space="preserve">Craniopharyngiomas (CPs) are rare (incidence of 0.5-2 cases per million people annually), benign yet locally aggressive tumors of the sellar and parasellar regions, with a low histological grade, located near the optic chiasm, hypothalamus, and third ventricle. They primarily affect children aged 5-14 years, with 30%–50% of all cases occurring during childhood and </w:t>
+        <w:t xml:space="preserve">Craniopharyngiomas (CPs) are rare (incidence of 0.5-2 cases per million people annually), benign yet locally aggressive tumors of the </w:t>
+      </w:r>
+      <w:proofErr w:type="spellStart"/>
+      <w:r>
+        <w:rPr>
+          <w:rFonts w:ascii="Arial" w:hAnsi="Arial" w:cs="Arial"/>
+          <w:sz w:val="22"/>
+          <w:szCs w:val="22"/>
+        </w:rPr>
+        <w:t>sellar</w:t>
+      </w:r>
+      <w:proofErr w:type="spellEnd"/>
+      <w:r>
+        <w:rPr>
+          <w:rFonts w:ascii="Arial" w:hAnsi="Arial" w:cs="Arial"/>
+          <w:sz w:val="22"/>
+          <w:szCs w:val="22"/>
+        </w:rPr>
+        <w:t xml:space="preserve"> and </w:t>
+      </w:r>
+      <w:proofErr w:type="spellStart"/>
+      <w:r>
+        <w:rPr>
+          <w:rFonts w:ascii="Arial" w:hAnsi="Arial" w:cs="Arial"/>
+          <w:sz w:val="22"/>
+          <w:szCs w:val="22"/>
+        </w:rPr>
+        <w:t>parasellar</w:t>
+      </w:r>
+      <w:proofErr w:type="spellEnd"/>
+      <w:r>
+        <w:rPr>
+          <w:rFonts w:ascii="Arial" w:hAnsi="Arial" w:cs="Arial"/>
+          <w:sz w:val="22"/>
+          <w:szCs w:val="22"/>
+        </w:rPr>
+        <w:t xml:space="preserve"> regions, with a low histological grade, located near the optic chiasm, hypothalamus, and third ventricle. They primarily affect children aged 5-14 years, with 30%–50% of all cases occurring during childhood and </w:t>
       </w:r>
       <w:r>
         <w:rPr>
@@ -75,29 +111,105 @@
         </w:rPr>
         <w:t xml:space="preserve">: </w:t>
       </w:r>
-      <w:r>
-        <w:rPr>
-          <w:rFonts w:ascii="Arial" w:hAnsi="Arial" w:cs="Arial"/>
-          <w:sz w:val="22"/>
-          <w:szCs w:val="22"/>
-        </w:rPr>
-        <w:t xml:space="preserve">adamantinomatous (ACP) and papillary (PCP). Distinguishing them is clinically important: ACP typically has higher recurrence and worse prognosis, reflecting more infiltrative growth that can compromise vision and hypothalamic–pituitary function, leading </w:t>
-      </w:r>
-      <w:r>
-        <w:rPr>
-          <w:rFonts w:ascii="Arial" w:hAnsi="Arial" w:cs="Arial"/>
-          <w:sz w:val="22"/>
-          <w:szCs w:val="22"/>
-        </w:rPr>
-        <w:t>to endocrine deficits and cognitive complications</w:t>
-      </w:r>
-      <w:r>
-        <w:rPr>
-          <w:rFonts w:ascii="Arial" w:hAnsi="Arial" w:cs="Arial"/>
-          <w:sz w:val="22"/>
-          <w:szCs w:val="22"/>
-        </w:rPr>
-        <w:t xml:space="preserve"> ([2])</w:t>
+      <w:proofErr w:type="spellStart"/>
+      <w:r>
+        <w:rPr>
+          <w:rFonts w:ascii="Arial" w:hAnsi="Arial" w:cs="Arial"/>
+          <w:sz w:val="22"/>
+          <w:szCs w:val="22"/>
+        </w:rPr>
+        <w:t>adamantinomatous</w:t>
+      </w:r>
+      <w:proofErr w:type="spellEnd"/>
+      <w:r>
+        <w:rPr>
+          <w:rFonts w:ascii="Arial" w:hAnsi="Arial" w:cs="Arial"/>
+          <w:sz w:val="22"/>
+          <w:szCs w:val="22"/>
+        </w:rPr>
+        <w:t xml:space="preserve"> (ACP) and papillary (PCP). Distinguishing them is clinically important: ACP typically has higher recurrence and worse prognosis, reflecting more infiltrative growth that can compromise vision and hypothalamic–pituitary function, leading </w:t>
+      </w:r>
+      <w:r>
+        <w:rPr>
+          <w:rFonts w:ascii="Arial" w:hAnsi="Arial" w:cs="Arial"/>
+          <w:sz w:val="22"/>
+          <w:szCs w:val="22"/>
+        </w:rPr>
+        <w:t>to endocrine deficits</w:t>
+      </w:r>
+      <w:r>
+        <w:rPr>
+          <w:rFonts w:ascii="Arial" w:hAnsi="Arial" w:cs="Arial"/>
+          <w:sz w:val="22"/>
+          <w:szCs w:val="22"/>
+        </w:rPr>
+        <w:t>, visual disturbances, decreased height, obesity</w:t>
+      </w:r>
+      <w:r>
+        <w:rPr>
+          <w:rFonts w:ascii="Arial" w:hAnsi="Arial" w:cs="Arial"/>
+          <w:sz w:val="22"/>
+          <w:szCs w:val="22"/>
+        </w:rPr>
+        <w:t xml:space="preserve"> (hypothalamic </w:t>
+      </w:r>
+      <w:proofErr w:type="gramStart"/>
+      <w:r>
+        <w:rPr>
+          <w:rFonts w:ascii="Arial" w:hAnsi="Arial" w:cs="Arial"/>
+          <w:sz w:val="22"/>
+          <w:szCs w:val="22"/>
+        </w:rPr>
+        <w:t xml:space="preserve">obesity </w:t>
+      </w:r>
+      <w:r>
+        <w:rPr>
+          <w:rFonts w:ascii="Arial" w:hAnsi="Arial" w:cs="Arial"/>
+          <w:sz w:val="22"/>
+          <w:szCs w:val="22"/>
+        </w:rPr>
+        <w:t>,</w:t>
+      </w:r>
+      <w:proofErr w:type="gramEnd"/>
+      <w:r>
+        <w:rPr>
+          <w:rFonts w:ascii="Arial" w:hAnsi="Arial" w:cs="Arial"/>
+          <w:sz w:val="22"/>
+          <w:szCs w:val="22"/>
+        </w:rPr>
+        <w:t xml:space="preserve"> strokes</w:t>
+      </w:r>
+      <w:r>
+        <w:rPr>
+          <w:rFonts w:ascii="Arial" w:hAnsi="Arial" w:cs="Arial"/>
+          <w:sz w:val="22"/>
+          <w:szCs w:val="22"/>
+        </w:rPr>
+        <w:t xml:space="preserve"> and cognitive complications</w:t>
+      </w:r>
+      <w:r>
+        <w:rPr>
+          <w:rFonts w:ascii="Arial" w:hAnsi="Arial" w:cs="Arial"/>
+          <w:sz w:val="22"/>
+          <w:szCs w:val="22"/>
+        </w:rPr>
+        <w:t xml:space="preserve"> ([</w:t>
+      </w:r>
+      <w:r>
+        <w:rPr>
+          <w:rFonts w:ascii="Arial" w:hAnsi="Arial" w:cs="Arial"/>
+          <w:sz w:val="22"/>
+          <w:szCs w:val="22"/>
+        </w:rPr>
+        <w:t>3</w:t>
+      </w:r>
+      <w:r>
+        <w:rPr>
+          <w:rFonts w:ascii="Arial" w:hAnsi="Arial" w:cs="Arial"/>
+          <w:sz w:val="22"/>
+          <w:szCs w:val="22"/>
+        </w:rPr>
+        <w:t>])</w:t>
       </w:r>
       <w:r>
         <w:rPr>
@@ -119,237 +231,235 @@
       <w:r>
         <w:rPr>
           <w:rFonts w:ascii="Arial" w:hAnsi="Arial" w:cs="Arial"/>
-          <w:sz w:val="22"/>
-          <w:szCs w:val="22"/>
-        </w:rPr>
-        <w:t xml:space="preserve">The diagnosis of CP is often delayed for years, with </w:t>
-      </w:r>
-      <w:r>
-        <w:rPr>
-          <w:rFonts w:ascii="Arial" w:hAnsi="Arial" w:cs="Arial"/>
-          <w:sz w:val="22"/>
-          <w:szCs w:val="22"/>
-        </w:rPr>
-        <w:t xml:space="preserve">the </w:t>
-      </w:r>
-      <w:r>
-        <w:rPr>
-          <w:rFonts w:ascii="Arial" w:hAnsi="Arial" w:cs="Arial"/>
-          <w:sz w:val="22"/>
-          <w:szCs w:val="22"/>
-        </w:rPr>
-        <w:t>initial symptoms of intracranial pressure.</w:t>
-      </w:r>
-      <w:r>
-        <w:rPr>
-          <w:rFonts w:ascii="Arial" w:hAnsi="Arial" w:cs="Arial"/>
-          <w:sz w:val="22"/>
-          <w:szCs w:val="22"/>
-        </w:rPr>
-        <w:t xml:space="preserve"> In addition, </w:t>
-      </w:r>
-      <w:r>
-        <w:rPr>
-          <w:rFonts w:ascii="Arial" w:hAnsi="Arial" w:cs="Arial"/>
-          <w:sz w:val="22"/>
-          <w:szCs w:val="22"/>
-        </w:rPr>
-        <w:t xml:space="preserve">visual impairment (62%–84%) and endocrine deficits (52%–87%) are common. Endocrine dysfunction </w:t>
-      </w:r>
-      <w:r>
-        <w:rPr>
-          <w:rFonts w:ascii="Arial" w:hAnsi="Arial" w:cs="Arial"/>
-          <w:sz w:val="22"/>
-          <w:szCs w:val="22"/>
-        </w:rPr>
-        <w:t>results</w:t>
-      </w:r>
-      <w:r>
-        <w:rPr>
-          <w:rFonts w:ascii="Arial" w:hAnsi="Arial" w:cs="Arial"/>
-          <w:sz w:val="22"/>
-          <w:szCs w:val="22"/>
-        </w:rPr>
-        <w:t xml:space="preserve"> from </w:t>
-      </w:r>
-      <w:r>
-        <w:rPr>
-          <w:rFonts w:ascii="Arial" w:hAnsi="Arial" w:cs="Arial"/>
-          <w:sz w:val="22"/>
-          <w:szCs w:val="22"/>
-        </w:rPr>
-        <w:t xml:space="preserve">the disruption of the </w:t>
-      </w:r>
-      <w:r>
-        <w:rPr>
-          <w:rFonts w:ascii="Arial" w:hAnsi="Arial" w:cs="Arial"/>
-          <w:sz w:val="22"/>
-          <w:szCs w:val="22"/>
-        </w:rPr>
-        <w:t>hypothalamic–pituitary axis, affecting growth hormone (75%), gonadotropins (40</w:t>
-      </w:r>
-      <w:r>
-        <w:t xml:space="preserve">%), </w:t>
-      </w:r>
-      <w:r>
-        <w:t xml:space="preserve">Adrenocorticotropic </w:t>
-      </w:r>
-      <w:r>
-        <w:t>H</w:t>
-      </w:r>
-      <w:r>
-        <w:t xml:space="preserve">ormones </w:t>
-      </w:r>
-      <w:r>
-        <w:rPr>
-          <w:rFonts w:ascii="Arial" w:hAnsi="Arial" w:cs="Arial"/>
-          <w:sz w:val="22"/>
-          <w:szCs w:val="22"/>
-        </w:rPr>
-        <w:t xml:space="preserve">(25%), and </w:t>
-      </w:r>
-      <w:r>
-        <w:rPr>
-          <w:rFonts w:ascii="Arial" w:hAnsi="Arial" w:cs="Arial"/>
-          <w:sz w:val="22"/>
-          <w:szCs w:val="22"/>
-        </w:rPr>
-        <w:t>Thyroid-Stimulating Hormones</w:t>
-      </w:r>
-      <w:r>
-        <w:rPr>
-          <w:rFonts w:ascii="Arial" w:hAnsi="Arial" w:cs="Arial"/>
-          <w:sz w:val="22"/>
-          <w:szCs w:val="22"/>
-        </w:rPr>
-        <w:t xml:space="preserve"> (25%); overall, 40%–87% of patients have at least one hormonal deficiency at diagnosis</w:t>
-      </w:r>
-      <w:r>
-        <w:rPr>
-          <w:rFonts w:ascii="Arial" w:hAnsi="Arial" w:cs="Arial"/>
-          <w:sz w:val="22"/>
-          <w:szCs w:val="22"/>
-        </w:rPr>
-        <w:t xml:space="preserve"> ([3], [4])</w:t>
-      </w:r>
-      <w:r>
-        <w:rPr>
-          <w:rFonts w:ascii="Arial" w:hAnsi="Arial" w:cs="Arial"/>
-          <w:sz w:val="22"/>
-          <w:szCs w:val="22"/>
-        </w:rPr>
-        <w:t>.</w:t>
+          <w:kern w:val="0"/>
+          <w:sz w:val="22"/>
+          <w:szCs w:val="22"/>
+          <w14:ligatures w14:val="none"/>
+        </w:rPr>
+        <w:t>The diagnosis of CP is often delayed for years, as initial symptoms include intracranial pressure. Additionally, visual impairment (62%–84%) and endocrine deficits (52%–87%) are common. Endocrine dysfunction results from disruption of the hypothalamic–pituitary axis, affecting growth hormone (75%), gonadotropins (40</w:t>
+      </w:r>
+      <w:r>
+        <w:rPr>
+          <w:kern w:val="0"/>
+          <w14:ligatures w14:val="none"/>
+        </w:rPr>
+        <w:t xml:space="preserve">%), adrenocorticotropic hormone </w:t>
+      </w:r>
+      <w:r>
+        <w:rPr>
+          <w:rFonts w:ascii="Arial" w:hAnsi="Arial" w:cs="Arial"/>
+          <w:kern w:val="0"/>
+          <w:sz w:val="22"/>
+          <w:szCs w:val="22"/>
+          <w14:ligatures w14:val="none"/>
+        </w:rPr>
+        <w:t>(25%), and thyroid-stimulating hormone (25%); overall, 40%–87% of patients have at least one hormonal deficiency at diagnosis ([</w:t>
+      </w:r>
+      <w:r>
+        <w:rPr>
+          <w:rFonts w:ascii="Arial" w:hAnsi="Arial" w:cs="Arial"/>
+          <w:kern w:val="0"/>
+          <w:sz w:val="22"/>
+          <w:szCs w:val="22"/>
+          <w14:ligatures w14:val="none"/>
+        </w:rPr>
+        <w:t>4</w:t>
+      </w:r>
+      <w:r>
+        <w:rPr>
+          <w:rFonts w:ascii="Arial" w:hAnsi="Arial" w:cs="Arial"/>
+          <w:kern w:val="0"/>
+          <w:sz w:val="22"/>
+          <w:szCs w:val="22"/>
+          <w14:ligatures w14:val="none"/>
+        </w:rPr>
+        <w:t>], [</w:t>
+      </w:r>
+      <w:r>
+        <w:rPr>
+          <w:rFonts w:ascii="Arial" w:hAnsi="Arial" w:cs="Arial"/>
+          <w:kern w:val="0"/>
+          <w:sz w:val="22"/>
+          <w:szCs w:val="22"/>
+          <w14:ligatures w14:val="none"/>
+        </w:rPr>
+        <w:t>5]</w:t>
+      </w:r>
+      <w:r>
+        <w:rPr>
+          <w:rFonts w:ascii="Arial" w:hAnsi="Arial" w:cs="Arial"/>
+          <w:kern w:val="0"/>
+          <w:sz w:val="22"/>
+          <w:szCs w:val="22"/>
+          <w14:ligatures w14:val="none"/>
+        </w:rPr>
+        <w:t>). CT</w:t>
+      </w:r>
+      <w:r>
+        <w:rPr>
+          <w:rFonts w:ascii="Arial" w:hAnsi="Arial" w:cs="Arial"/>
+          <w:kern w:val="0"/>
+          <w:sz w:val="22"/>
+          <w:szCs w:val="22"/>
+          <w14:ligatures w14:val="none"/>
+        </w:rPr>
+        <w:t>s</w:t>
+      </w:r>
+      <w:r>
+        <w:rPr>
+          <w:rFonts w:ascii="Arial" w:hAnsi="Arial" w:cs="Arial"/>
+          <w:kern w:val="0"/>
+          <w:sz w:val="22"/>
+          <w:szCs w:val="22"/>
+          <w14:ligatures w14:val="none"/>
+        </w:rPr>
+        <w:t xml:space="preserve"> and MR</w:t>
+      </w:r>
+      <w:r>
+        <w:rPr>
+          <w:rFonts w:ascii="Arial" w:hAnsi="Arial" w:cs="Arial"/>
+          <w:kern w:val="0"/>
+          <w:sz w:val="22"/>
+          <w:szCs w:val="22"/>
+          <w14:ligatures w14:val="none"/>
+        </w:rPr>
+        <w:t>Is</w:t>
+      </w:r>
+      <w:r>
+        <w:rPr>
+          <w:rFonts w:ascii="Arial" w:hAnsi="Arial" w:cs="Arial"/>
+          <w:kern w:val="0"/>
+          <w:sz w:val="22"/>
+          <w:szCs w:val="22"/>
+          <w14:ligatures w14:val="none"/>
+        </w:rPr>
+        <w:t xml:space="preserve"> are also frequently diagnostic for </w:t>
+      </w:r>
+      <w:r>
+        <w:rPr>
+          <w:rFonts w:ascii="Arial" w:hAnsi="Arial" w:cs="Arial"/>
+          <w:kern w:val="0"/>
+          <w:sz w:val="22"/>
+          <w:szCs w:val="22"/>
+          <w14:ligatures w14:val="none"/>
+        </w:rPr>
+        <w:t xml:space="preserve">pediatric </w:t>
+      </w:r>
+      <w:r>
+        <w:rPr>
+          <w:rFonts w:ascii="Arial" w:hAnsi="Arial" w:cs="Arial"/>
+          <w:kern w:val="0"/>
+          <w:sz w:val="22"/>
+          <w:szCs w:val="22"/>
+          <w14:ligatures w14:val="none"/>
+        </w:rPr>
+        <w:t xml:space="preserve">CP, with most tumors showing </w:t>
+      </w:r>
+      <w:proofErr w:type="spellStart"/>
+      <w:r>
+        <w:rPr>
+          <w:rFonts w:ascii="Arial" w:hAnsi="Arial" w:cs="Arial"/>
+          <w:kern w:val="0"/>
+          <w:sz w:val="22"/>
+          <w:szCs w:val="22"/>
+          <w14:ligatures w14:val="none"/>
+        </w:rPr>
+        <w:t>intratumoral</w:t>
+      </w:r>
+      <w:proofErr w:type="spellEnd"/>
+      <w:r>
+        <w:rPr>
+          <w:rFonts w:ascii="Arial" w:hAnsi="Arial" w:cs="Arial"/>
+          <w:kern w:val="0"/>
+          <w:sz w:val="22"/>
+          <w:szCs w:val="22"/>
+          <w14:ligatures w14:val="none"/>
+        </w:rPr>
+        <w:t xml:space="preserve"> calcifications and cystic components.</w:t>
       </w:r>
     </w:p>
     <w:p>
       <w:pPr>
         <w:rPr>
           <w:rFonts w:ascii="Arial" w:hAnsi="Arial" w:cs="Arial"/>
-          <w:kern w:val="0"/>
-          <w:sz w:val="22"/>
-          <w:szCs w:val="22"/>
-          <w14:ligatures w14:val="none"/>
+          <w:color w:val="1B1B1B"/>
+          <w:sz w:val="22"/>
+          <w:szCs w:val="22"/>
+          <w:shd w:val="clear" w:color="auto" w:fill="FFFFFF"/>
         </w:rPr>
       </w:pPr>
       <w:r>
         <w:rPr>
           <w:rFonts w:ascii="Arial" w:hAnsi="Arial" w:cs="Arial"/>
-          <w:kern w:val="0"/>
-          <w:sz w:val="22"/>
-          <w:szCs w:val="22"/>
-          <w14:ligatures w14:val="none"/>
-        </w:rPr>
-        <w:t>Because of the tendency of the CP to adhere to the nearby optic pathway and surrounding tissues, excision becomes difficult and raises the risk of morbidity and mortality. Some surgeons then prefer partial resection followed by adjuvant post</w:t>
-      </w:r>
-      <w:r>
-        <w:rPr>
-          <w:rFonts w:ascii="Arial" w:hAnsi="Arial" w:cs="Arial"/>
-          <w:kern w:val="0"/>
-          <w:sz w:val="22"/>
-          <w:szCs w:val="22"/>
-          <w14:ligatures w14:val="none"/>
-        </w:rPr>
-        <w:t>-</w:t>
-      </w:r>
-      <w:r>
-        <w:rPr>
-          <w:rFonts w:ascii="Arial" w:hAnsi="Arial" w:cs="Arial"/>
-          <w:kern w:val="0"/>
-          <w:sz w:val="22"/>
-          <w:szCs w:val="22"/>
-          <w14:ligatures w14:val="none"/>
-        </w:rPr>
-        <w:t>operative irradiation.</w:t>
-      </w:r>
-      <w:r>
-        <w:rPr>
-          <w:rFonts w:ascii="Arial" w:hAnsi="Arial" w:cs="Arial"/>
-          <w:kern w:val="0"/>
-          <w:sz w:val="22"/>
-          <w:szCs w:val="22"/>
-          <w14:ligatures w14:val="none"/>
-        </w:rPr>
-        <w:t xml:space="preserve"> </w:t>
+          <w:color w:val="1B1B1B"/>
+          <w:kern w:val="0"/>
+          <w:sz w:val="22"/>
+          <w:szCs w:val="22"/>
+          <w:shd w:val="clear" w:color="auto" w:fill="FFFFFF"/>
+          <w14:ligatures w14:val="none"/>
+        </w:rPr>
+        <w:t>Even though overall survival rates are high (92%), recurrences after complete resection and progressions after incomplete resection can be expected in the range of 71-90%, with radiotherapy reducing it to 21%</w:t>
+      </w:r>
+      <w:r>
+        <w:rPr>
+          <w:rFonts w:ascii="Arial" w:hAnsi="Arial" w:cs="Arial"/>
+          <w:color w:val="1B1B1B"/>
+          <w:kern w:val="0"/>
+          <w:sz w:val="22"/>
+          <w:szCs w:val="22"/>
+          <w:shd w:val="clear" w:color="auto" w:fill="FFFFFF"/>
+          <w14:ligatures w14:val="none"/>
+        </w:rPr>
+        <w:t xml:space="preserve"> ([</w:t>
+      </w:r>
+      <w:r>
+        <w:rPr>
+          <w:rFonts w:ascii="Arial" w:hAnsi="Arial" w:cs="Arial"/>
+          <w:color w:val="1B1B1B"/>
+          <w:kern w:val="0"/>
+          <w:sz w:val="22"/>
+          <w:szCs w:val="22"/>
+          <w:shd w:val="clear" w:color="auto" w:fill="FFFFFF"/>
+          <w14:ligatures w14:val="none"/>
+        </w:rPr>
+        <w:t>6</w:t>
+      </w:r>
+      <w:r>
+        <w:rPr>
+          <w:rFonts w:ascii="Arial" w:hAnsi="Arial" w:cs="Arial"/>
+          <w:color w:val="1B1B1B"/>
+          <w:kern w:val="0"/>
+          <w:sz w:val="22"/>
+          <w:szCs w:val="22"/>
+          <w:shd w:val="clear" w:color="auto" w:fill="FFFFFF"/>
+          <w14:ligatures w14:val="none"/>
+        </w:rPr>
+        <w:t>])</w:t>
+      </w:r>
+      <w:r>
+        <w:rPr>
+          <w:rFonts w:ascii="Arial" w:hAnsi="Arial" w:cs="Arial"/>
+          <w:color w:val="1B1B1B"/>
+          <w:kern w:val="0"/>
+          <w:sz w:val="22"/>
+          <w:szCs w:val="22"/>
+          <w:shd w:val="clear" w:color="auto" w:fill="FFFFFF"/>
+          <w14:ligatures w14:val="none"/>
+        </w:rPr>
+        <w:t>.</w:t>
       </w:r>
     </w:p>
     <w:p>
       <w:pPr>
         <w:rPr>
           <w:rFonts w:ascii="Arial" w:hAnsi="Arial" w:cs="Arial"/>
-          <w:color w:val="1B1B1B"/>
-          <w:sz w:val="22"/>
-          <w:szCs w:val="22"/>
-          <w:shd w:val="clear" w:color="auto" w:fill="FFFFFF"/>
+          <w:sz w:val="22"/>
+          <w:szCs w:val="22"/>
         </w:rPr>
       </w:pPr>
       <w:r>
         <w:rPr>
           <w:rFonts w:ascii="Arial" w:hAnsi="Arial" w:cs="Arial"/>
-          <w:color w:val="1B1B1B"/>
-          <w:kern w:val="0"/>
-          <w:sz w:val="22"/>
-          <w:szCs w:val="22"/>
-          <w:shd w:val="clear" w:color="auto" w:fill="FFFFFF"/>
-          <w14:ligatures w14:val="none"/>
-        </w:rPr>
-        <w:t>Even though overall survival rates are high (92%), recurrences after complete resection and progressions after incomplete resection can be expected in the range of 71-90%, with radiotherapy reducing it to 21%</w:t>
-      </w:r>
-      <w:r>
-        <w:rPr>
-          <w:rFonts w:ascii="Arial" w:hAnsi="Arial" w:cs="Arial"/>
-          <w:color w:val="1B1B1B"/>
-          <w:kern w:val="0"/>
-          <w:sz w:val="22"/>
-          <w:szCs w:val="22"/>
-          <w:shd w:val="clear" w:color="auto" w:fill="FFFFFF"/>
-          <w14:ligatures w14:val="none"/>
-        </w:rPr>
-        <w:t xml:space="preserve"> ([5])</w:t>
-      </w:r>
-      <w:r>
-        <w:rPr>
-          <w:rFonts w:ascii="Arial" w:hAnsi="Arial" w:cs="Arial"/>
-          <w:color w:val="1B1B1B"/>
-          <w:kern w:val="0"/>
-          <w:sz w:val="22"/>
-          <w:szCs w:val="22"/>
-          <w:shd w:val="clear" w:color="auto" w:fill="FFFFFF"/>
-          <w14:ligatures w14:val="none"/>
-        </w:rPr>
-        <w:t>.</w:t>
-      </w:r>
-    </w:p>
-    <w:p>
-      <w:pPr>
-        <w:rPr>
-          <w:rFonts w:ascii="Arial" w:hAnsi="Arial" w:cs="Arial"/>
-          <w:sz w:val="22"/>
-          <w:szCs w:val="22"/>
-        </w:rPr>
-      </w:pPr>
-      <w:r>
-        <w:rPr>
-          <w:rFonts w:ascii="Arial" w:hAnsi="Arial" w:cs="Arial"/>
           <w:kern w:val="0"/>
           <w:sz w:val="22"/>
           <w:szCs w:val="22"/>
@@ -375,7 +485,7 @@
           <w:szCs w:val="22"/>
           <w14:ligatures w14:val="none"/>
         </w:rPr>
-        <w:t>6</w:t>
+        <w:t>7</w:t>
       </w:r>
       <w:r>
         <w:rPr>
@@ -395,27 +505,49 @@
           <w:szCs w:val="22"/>
           <w14:ligatures w14:val="none"/>
         </w:rPr>
-        <w:t>. As an example, one recent classification system is the quantitative sensory testing (QST)</w:t>
-      </w:r>
-      <w:r>
-        <w:rPr>
-          <w:rFonts w:ascii="Arial" w:hAnsi="Arial" w:cs="Arial"/>
-          <w:kern w:val="0"/>
-          <w:sz w:val="22"/>
-          <w:szCs w:val="22"/>
-          <w14:ligatures w14:val="none"/>
-        </w:rPr>
-        <w:t>([</w:t>
-      </w:r>
-      <w:r>
-        <w:rPr>
-          <w:rFonts w:ascii="Arial" w:hAnsi="Arial" w:cs="Arial"/>
-          <w:kern w:val="0"/>
-          <w:sz w:val="22"/>
-          <w:szCs w:val="22"/>
-          <w14:ligatures w14:val="none"/>
-        </w:rPr>
-        <w:t>7</w:t>
+        <w:t>. As an example, one recent classification system is the quantitative sensory testing (QST</w:t>
+      </w:r>
+      <w:proofErr w:type="gramStart"/>
+      <w:r>
+        <w:rPr>
+          <w:rFonts w:ascii="Arial" w:hAnsi="Arial" w:cs="Arial"/>
+          <w:kern w:val="0"/>
+          <w:sz w:val="22"/>
+          <w:szCs w:val="22"/>
+          <w14:ligatures w14:val="none"/>
+        </w:rPr>
+        <w:t>)</w:t>
+      </w:r>
+      <w:r>
+        <w:rPr>
+          <w:rFonts w:ascii="Arial" w:hAnsi="Arial" w:cs="Arial"/>
+          <w:kern w:val="0"/>
+          <w:sz w:val="22"/>
+          <w:szCs w:val="22"/>
+          <w14:ligatures w14:val="none"/>
+        </w:rPr>
+        <w:t>(</w:t>
+      </w:r>
+      <w:proofErr w:type="gramEnd"/>
+      <w:r>
+        <w:rPr>
+          <w:rFonts w:ascii="Arial" w:hAnsi="Arial" w:cs="Arial"/>
+          <w:kern w:val="0"/>
+          <w:sz w:val="22"/>
+          <w:szCs w:val="22"/>
+          <w14:ligatures w14:val="none"/>
+        </w:rPr>
+        <w:t>[</w:t>
+      </w:r>
+      <w:r>
+        <w:rPr>
+          <w:rFonts w:ascii="Arial" w:hAnsi="Arial" w:cs="Arial"/>
+          <w:kern w:val="0"/>
+          <w:sz w:val="22"/>
+          <w:szCs w:val="22"/>
+          <w14:ligatures w14:val="none"/>
+        </w:rPr>
+        <w:t>8</w:t>
       </w:r>
       <w:r>
         <w:rPr>
@@ -589,7 +721,25 @@
           <w:sz w:val="22"/>
           <w:szCs w:val="22"/>
         </w:rPr>
-        <w:t xml:space="preserve"> CPs that originate in the top of the pars tuberalis </w:t>
+        <w:t xml:space="preserve"> CPs that originate in the top of the pars </w:t>
+      </w:r>
+      <w:proofErr w:type="spellStart"/>
+      <w:r>
+        <w:rPr>
+          <w:rFonts w:ascii="Arial" w:hAnsi="Arial" w:cs="Arial"/>
+          <w:sz w:val="22"/>
+          <w:szCs w:val="22"/>
+        </w:rPr>
+        <w:t>tuberalis</w:t>
+      </w:r>
+      <w:proofErr w:type="spellEnd"/>
+      <w:r>
+        <w:rPr>
+          <w:rFonts w:ascii="Arial" w:hAnsi="Arial" w:cs="Arial"/>
+          <w:sz w:val="22"/>
+          <w:szCs w:val="22"/>
+        </w:rPr>
+        <w:t xml:space="preserve"> </w:t>
       </w:r>
       <w:r>
         <w:rPr>
@@ -627,10 +777,135 @@
       <w:r>
         <w:rPr>
           <w:rFonts w:ascii="Arial" w:hAnsi="Arial" w:cs="Arial"/>
-          <w:sz w:val="22"/>
-          <w:szCs w:val="22"/>
-        </w:rPr>
-        <w:t xml:space="preserve">Over the past decade, the endonasal endoscopically assisted approach (EEA) has become the standard method for treating most sellar and suprasellar CPs. However, many CPs mainly develop in </w:t>
+          <w:kern w:val="0"/>
+          <w:sz w:val="22"/>
+          <w:szCs w:val="22"/>
+          <w14:ligatures w14:val="none"/>
+        </w:rPr>
+        <w:t>Because the CP tends to stick to the nearby optic pathway and surrounding tissues, removal becomes difficult, increasing the risk of complications and death. Some surgeons then prefer partial removal followed by additional post-operative radiation. Over the past decade, there has been a shift in CP treatment from aggressive tumor removal to methods that focus on</w:t>
+      </w:r>
+      <w:r>
+        <w:rPr>
+          <w:rFonts w:ascii="Arial" w:hAnsi="Arial" w:cs="Arial"/>
+          <w:kern w:val="0"/>
+          <w:sz w:val="22"/>
+          <w:szCs w:val="22"/>
+          <w14:ligatures w14:val="none"/>
+        </w:rPr>
+        <w:t xml:space="preserve"> </w:t>
+      </w:r>
+      <w:r>
+        <w:rPr>
+          <w:rFonts w:ascii="Arial" w:hAnsi="Arial" w:cs="Arial"/>
+          <w:kern w:val="0"/>
+          <w:sz w:val="22"/>
+          <w:szCs w:val="22"/>
+          <w14:ligatures w14:val="none"/>
+        </w:rPr>
+        <w:t xml:space="preserve">preserving function. Since most pediatric CPs are ACPs with frequent cyst formation, the treatment often involves cystic decompression through aspiration and/or </w:t>
+      </w:r>
+      <w:proofErr w:type="spellStart"/>
+      <w:r>
+        <w:rPr>
+          <w:rFonts w:ascii="Arial" w:hAnsi="Arial" w:cs="Arial"/>
+          <w:kern w:val="0"/>
+          <w:sz w:val="22"/>
+          <w:szCs w:val="22"/>
+          <w14:ligatures w14:val="none"/>
+        </w:rPr>
+        <w:t>intracystic</w:t>
+      </w:r>
+      <w:proofErr w:type="spellEnd"/>
+      <w:r>
+        <w:rPr>
+          <w:rFonts w:ascii="Arial" w:hAnsi="Arial" w:cs="Arial"/>
+          <w:kern w:val="0"/>
+          <w:sz w:val="22"/>
+          <w:szCs w:val="22"/>
+          <w14:ligatures w14:val="none"/>
+        </w:rPr>
+        <w:t xml:space="preserve"> </w:t>
+      </w:r>
+      <w:r>
+        <w:rPr>
+          <w:rFonts w:ascii="Arial" w:hAnsi="Arial" w:cs="Arial"/>
+          <w:kern w:val="0"/>
+          <w:sz w:val="22"/>
+          <w:szCs w:val="22"/>
+          <w14:ligatures w14:val="none"/>
+        </w:rPr>
+        <w:t>chemotherapy. In this context, BRAF/MEK inhibitors have demonstrated promising results for</w:t>
+      </w:r>
+      <w:r>
+        <w:rPr>
+          <w:rFonts w:ascii="Arial" w:hAnsi="Arial" w:cs="Arial"/>
+          <w:kern w:val="0"/>
+          <w:sz w:val="22"/>
+          <w:szCs w:val="22"/>
+          <w14:ligatures w14:val="none"/>
+        </w:rPr>
+        <w:t xml:space="preserve"> </w:t>
+      </w:r>
+      <w:r>
+        <w:rPr>
+          <w:rFonts w:ascii="Arial" w:hAnsi="Arial" w:cs="Arial"/>
+          <w:kern w:val="0"/>
+          <w:sz w:val="22"/>
+          <w:szCs w:val="22"/>
+          <w14:ligatures w14:val="none"/>
+        </w:rPr>
+        <w:t>some CP patients, including targeted therapies for ACP with CTNNB1 mutations. </w:t>
+      </w:r>
+      <w:r>
+        <w:rPr>
+          <w:rFonts w:ascii="Arial" w:hAnsi="Arial" w:cs="Arial"/>
+          <w:sz w:val="22"/>
+          <w:szCs w:val="22"/>
+        </w:rPr>
+        <w:t>T</w:t>
+      </w:r>
+      <w:r>
+        <w:rPr>
+          <w:rFonts w:ascii="Arial" w:hAnsi="Arial" w:cs="Arial"/>
+          <w:sz w:val="22"/>
+          <w:szCs w:val="22"/>
+        </w:rPr>
+        <w:t xml:space="preserve">he </w:t>
+      </w:r>
+      <w:r>
+        <w:rPr>
+          <w:rFonts w:ascii="Arial" w:hAnsi="Arial" w:cs="Arial"/>
+          <w:sz w:val="22"/>
+          <w:szCs w:val="22"/>
+        </w:rPr>
+        <w:lastRenderedPageBreak/>
+        <w:t>E</w:t>
+      </w:r>
+      <w:r>
+        <w:rPr>
+          <w:rFonts w:ascii="Arial" w:hAnsi="Arial" w:cs="Arial"/>
+          <w:sz w:val="22"/>
+          <w:szCs w:val="22"/>
+        </w:rPr>
+        <w:t xml:space="preserve">ndonasal endoscopically assisted approach (EEA) has become the standard method for treating most </w:t>
+      </w:r>
+      <w:proofErr w:type="spellStart"/>
+      <w:r>
+        <w:rPr>
+          <w:rFonts w:ascii="Arial" w:hAnsi="Arial" w:cs="Arial"/>
+          <w:sz w:val="22"/>
+          <w:szCs w:val="22"/>
+        </w:rPr>
+        <w:t>sellar</w:t>
+      </w:r>
+      <w:proofErr w:type="spellEnd"/>
+      <w:r>
+        <w:rPr>
+          <w:rFonts w:ascii="Arial" w:hAnsi="Arial" w:cs="Arial"/>
+          <w:sz w:val="22"/>
+          <w:szCs w:val="22"/>
+        </w:rPr>
+        <w:t xml:space="preserve"> and suprasellar CPs. However, many CPs mainly develop in </w:t>
       </w:r>
       <w:bookmarkStart w:id="0" w:name="OLE_LINK2"/>
       <w:r>
@@ -639,7 +914,25 @@
           <w:sz w:val="22"/>
           <w:szCs w:val="22"/>
         </w:rPr>
-        <w:t xml:space="preserve">the infundibulo-tuberal </w:t>
+        <w:t xml:space="preserve">the </w:t>
+      </w:r>
+      <w:proofErr w:type="spellStart"/>
+      <w:r>
+        <w:rPr>
+          <w:rFonts w:ascii="Arial" w:hAnsi="Arial" w:cs="Arial"/>
+          <w:sz w:val="22"/>
+          <w:szCs w:val="22"/>
+        </w:rPr>
+        <w:t>infundibulo-tuberal</w:t>
+      </w:r>
+      <w:proofErr w:type="spellEnd"/>
+      <w:r>
+        <w:rPr>
+          <w:rFonts w:ascii="Arial" w:hAnsi="Arial" w:cs="Arial"/>
+          <w:sz w:val="22"/>
+          <w:szCs w:val="22"/>
+        </w:rPr>
+        <w:t xml:space="preserve"> </w:t>
       </w:r>
       <w:bookmarkEnd w:id="0"/>
       <w:r>
@@ -648,16 +941,7 @@
           <w:sz w:val="22"/>
           <w:szCs w:val="22"/>
         </w:rPr>
-        <w:t xml:space="preserve">region of the third ventricle (3V). A significant challenge is finding a safe cleavage plane due to the strong attachment between the CP and the hypothalamus, which is especially true for PCPs, as it involves cutting through the functional 3V and poses a risk of damaging the hypothalamus. Other methods, such as through the corpus </w:t>
-      </w:r>
-      <w:r>
-        <w:rPr>
-          <w:rFonts w:ascii="Arial" w:hAnsi="Arial" w:cs="Arial"/>
-          <w:sz w:val="22"/>
-          <w:szCs w:val="22"/>
-        </w:rPr>
-        <w:lastRenderedPageBreak/>
-        <w:t>callosum or opening the lamina terminalis, are used based on preoperative MRI diagnosis of the 3V topography.</w:t>
+        <w:t>region of the third ventricle (3V). A significant challenge is finding a safe cleavage plane due to the strong attachment between the CP and the hypothalamus, which is especially true for PCPs, as it involves cutting through the functional 3V and poses a risk of damaging the hypothalamus. Other methods, such as through the corpus callosum or opening the lamina terminalis, are used based on preoperative MRI diagnosis of the 3V topography.</w:t>
       </w:r>
     </w:p>
     <w:p>
@@ -790,6 +1074,15 @@
         </w:rPr>
         <w:t>.</w:t>
       </w:r>
+    </w:p>
+    <w:p>
+      <w:pPr>
+        <w:rPr>
+          <w:rFonts w:ascii="Arial" w:hAnsi="Arial" w:cs="Arial"/>
+          <w:sz w:val="22"/>
+          <w:szCs w:val="22"/>
+        </w:rPr>
+      </w:pPr>
     </w:p>
     <w:p>
       <w:pPr>
@@ -828,7 +1121,25 @@
           <w:sz w:val="22"/>
           <w:szCs w:val="22"/>
         </w:rPr>
-        <w:t xml:space="preserve">Walker, D.A., Perilongo, G., Taylor, R.E., &amp; Pollack, I.F. (Eds.). (2020). Brain and Spinal Tumors of Childhood (2nd ed.). CRC Press. </w:t>
+        <w:t xml:space="preserve">Walker, D.A., </w:t>
+      </w:r>
+      <w:proofErr w:type="spellStart"/>
+      <w:r>
+        <w:rPr>
+          <w:rFonts w:ascii="Arial" w:hAnsi="Arial" w:cs="Arial"/>
+          <w:sz w:val="22"/>
+          <w:szCs w:val="22"/>
+        </w:rPr>
+        <w:t>Perilongo</w:t>
+      </w:r>
+      <w:proofErr w:type="spellEnd"/>
+      <w:r>
+        <w:rPr>
+          <w:rFonts w:ascii="Arial" w:hAnsi="Arial" w:cs="Arial"/>
+          <w:sz w:val="22"/>
+          <w:szCs w:val="22"/>
+        </w:rPr>
+        <w:t xml:space="preserve">, G., Taylor, R.E., &amp; Pollack, I.F. (Eds.). (2020). Brain and Spinal Tumors of Childhood (2nd ed.). CRC Press. </w:t>
       </w:r>
       <w:hyperlink r:id="rId5" w:history="1">
         <w:r>
@@ -846,7 +1157,7 @@
       <w:pPr>
         <w:rPr>
           <w:rFonts w:ascii="Arial" w:hAnsi="Arial" w:cs="Arial"/>
-          <w:color w:val="1B1B1B"/>
+          <w:color w:val="212121"/>
           <w:sz w:val="22"/>
           <w:szCs w:val="22"/>
           <w:shd w:val="clear" w:color="auto" w:fill="FFFFFF"/>
@@ -860,27 +1171,17 @@
           <w:szCs w:val="22"/>
           <w:shd w:val="clear" w:color="auto" w:fill="FFFFFF"/>
         </w:rPr>
-        <w:t>[</w:t>
-      </w:r>
-      <w:r>
-        <w:rPr>
-          <w:rFonts w:ascii="Arial" w:hAnsi="Arial" w:cs="Arial"/>
-          <w:color w:val="212121"/>
-          <w:sz w:val="22"/>
-          <w:szCs w:val="22"/>
-          <w:shd w:val="clear" w:color="auto" w:fill="FFFFFF"/>
-        </w:rPr>
-        <w:t>2</w:t>
-      </w:r>
-      <w:r>
-        <w:rPr>
-          <w:rFonts w:ascii="Arial" w:hAnsi="Arial" w:cs="Arial"/>
-          <w:color w:val="212121"/>
-          <w:sz w:val="22"/>
-          <w:szCs w:val="22"/>
-          <w:shd w:val="clear" w:color="auto" w:fill="FFFFFF"/>
-        </w:rPr>
-        <w:t>] Garrè, M. L., &amp; Cama, A. (2007). Craniopharyngioma: modern concepts in pathogenesis and treatment. </w:t>
+        <w:t xml:space="preserve">[2] </w:t>
+      </w:r>
+      <w:r>
+        <w:rPr>
+          <w:rFonts w:ascii="Arial" w:hAnsi="Arial" w:cs="Arial"/>
+          <w:color w:val="212121"/>
+          <w:sz w:val="22"/>
+          <w:szCs w:val="22"/>
+          <w:shd w:val="clear" w:color="auto" w:fill="FFFFFF"/>
+        </w:rPr>
+        <w:t>Roth, C. L., &amp; McCormack, S. E. (2024). Acquired hypothalamic obesity: A clinical overview and update. </w:t>
       </w:r>
       <w:r>
         <w:rPr>
@@ -892,7 +1193,7 @@
           <w:szCs w:val="22"/>
           <w:shd w:val="clear" w:color="auto" w:fill="FFFFFF"/>
         </w:rPr>
-        <w:t>Current opinion in pediatrics</w:t>
+        <w:t>Diabetes, obesity &amp; metabolism</w:t>
       </w:r>
       <w:r>
         <w:rPr>
@@ -914,6 +1215,125 @@
           <w:szCs w:val="22"/>
           <w:shd w:val="clear" w:color="auto" w:fill="FFFFFF"/>
         </w:rPr>
+        <w:t>26 Suppl 2</w:t>
+      </w:r>
+      <w:r>
+        <w:rPr>
+          <w:rFonts w:ascii="Arial" w:hAnsi="Arial" w:cs="Arial"/>
+          <w:color w:val="212121"/>
+          <w:sz w:val="22"/>
+          <w:szCs w:val="22"/>
+          <w:shd w:val="clear" w:color="auto" w:fill="FFFFFF"/>
+        </w:rPr>
+        <w:t xml:space="preserve">, 34–45. </w:t>
+      </w:r>
+      <w:hyperlink r:id="rId6" w:history="1">
+        <w:r>
+          <w:rPr>
+            <w:rStyle w:val="Hyperlink"/>
+            <w:rFonts w:ascii="Arial" w:hAnsi="Arial" w:cs="Arial"/>
+            <w:sz w:val="22"/>
+            <w:szCs w:val="22"/>
+            <w:shd w:val="clear" w:color="auto" w:fill="FFFFFF"/>
+          </w:rPr>
+          <w:t>https://doi.org/10.1111/dom.15530</w:t>
+        </w:r>
+      </w:hyperlink>
+    </w:p>
+    <w:p>
+      <w:pPr>
+        <w:rPr>
+          <w:rFonts w:ascii="Arial" w:hAnsi="Arial" w:cs="Arial"/>
+          <w:color w:val="1B1B1B"/>
+          <w:sz w:val="22"/>
+          <w:szCs w:val="22"/>
+          <w:shd w:val="clear" w:color="auto" w:fill="FFFFFF"/>
+        </w:rPr>
+      </w:pPr>
+      <w:r>
+        <w:rPr>
+          <w:rFonts w:ascii="Arial" w:hAnsi="Arial" w:cs="Arial"/>
+          <w:color w:val="212121"/>
+          <w:sz w:val="22"/>
+          <w:szCs w:val="22"/>
+          <w:shd w:val="clear" w:color="auto" w:fill="FFFFFF"/>
+        </w:rPr>
+        <w:t>[</w:t>
+      </w:r>
+      <w:r>
+        <w:rPr>
+          <w:rFonts w:ascii="Arial" w:hAnsi="Arial" w:cs="Arial"/>
+          <w:color w:val="212121"/>
+          <w:sz w:val="22"/>
+          <w:szCs w:val="22"/>
+          <w:shd w:val="clear" w:color="auto" w:fill="FFFFFF"/>
+        </w:rPr>
+        <w:t>3</w:t>
+      </w:r>
+      <w:r>
+        <w:rPr>
+          <w:rFonts w:ascii="Arial" w:hAnsi="Arial" w:cs="Arial"/>
+          <w:color w:val="212121"/>
+          <w:sz w:val="22"/>
+          <w:szCs w:val="22"/>
+          <w:shd w:val="clear" w:color="auto" w:fill="FFFFFF"/>
+        </w:rPr>
+        <w:t xml:space="preserve">] </w:t>
+      </w:r>
+      <w:proofErr w:type="spellStart"/>
+      <w:r>
+        <w:rPr>
+          <w:rFonts w:ascii="Arial" w:hAnsi="Arial" w:cs="Arial"/>
+          <w:color w:val="212121"/>
+          <w:sz w:val="22"/>
+          <w:szCs w:val="22"/>
+          <w:shd w:val="clear" w:color="auto" w:fill="FFFFFF"/>
+        </w:rPr>
+        <w:t>Garrè</w:t>
+      </w:r>
+      <w:proofErr w:type="spellEnd"/>
+      <w:r>
+        <w:rPr>
+          <w:rFonts w:ascii="Arial" w:hAnsi="Arial" w:cs="Arial"/>
+          <w:color w:val="212121"/>
+          <w:sz w:val="22"/>
+          <w:szCs w:val="22"/>
+          <w:shd w:val="clear" w:color="auto" w:fill="FFFFFF"/>
+        </w:rPr>
+        <w:t>, M. L., &amp; Cama, A. (2007). Craniopharyngioma: modern concepts in pathogenesis and treatment. </w:t>
+      </w:r>
+      <w:r>
+        <w:rPr>
+          <w:rFonts w:ascii="Arial" w:hAnsi="Arial" w:cs="Arial"/>
+          <w:i/>
+          <w:iCs/>
+          <w:color w:val="212121"/>
+          <w:sz w:val="22"/>
+          <w:szCs w:val="22"/>
+          <w:shd w:val="clear" w:color="auto" w:fill="FFFFFF"/>
+        </w:rPr>
+        <w:t>Current opinion in pediatrics</w:t>
+      </w:r>
+      <w:r>
+        <w:rPr>
+          <w:rFonts w:ascii="Arial" w:hAnsi="Arial" w:cs="Arial"/>
+          <w:color w:val="212121"/>
+          <w:sz w:val="22"/>
+          <w:szCs w:val="22"/>
+          <w:shd w:val="clear" w:color="auto" w:fill="FFFFFF"/>
+        </w:rPr>
+        <w:t>, </w:t>
+      </w:r>
+      <w:r>
+        <w:rPr>
+          <w:rFonts w:ascii="Arial" w:hAnsi="Arial" w:cs="Arial"/>
+          <w:i/>
+          <w:iCs/>
+          <w:color w:val="212121"/>
+          <w:sz w:val="22"/>
+          <w:szCs w:val="22"/>
+          <w:shd w:val="clear" w:color="auto" w:fill="FFFFFF"/>
+        </w:rPr>
         <w:t>19</w:t>
       </w:r>
       <w:r>
@@ -926,7 +1346,7 @@
         </w:rPr>
         <w:t xml:space="preserve">(4), 471–479. </w:t>
       </w:r>
-      <w:hyperlink r:id="rId6" w:history="1">
+      <w:hyperlink r:id="rId7" w:history="1">
         <w:r>
           <w:rPr>
             <w:rStyle w:val="Hyperlink"/>
@@ -967,17 +1387,49 @@
           <w:szCs w:val="22"/>
           <w:shd w:val="clear" w:color="auto" w:fill="FFFFFF"/>
         </w:rPr>
-        <w:t xml:space="preserve">[3] </w:t>
-      </w:r>
-      <w:r>
-        <w:rPr>
-          <w:rFonts w:ascii="Arial" w:hAnsi="Arial" w:cs="Arial"/>
-          <w:color w:val="1B1B1B"/>
-          <w:sz w:val="22"/>
-          <w:szCs w:val="22"/>
-          <w:shd w:val="clear" w:color="auto" w:fill="FFFFFF"/>
-        </w:rPr>
-        <w:t>Daubenbüchel, A. M., &amp; Müller, H. L. (2015). Neuroendocrine Disorders in Pediatric Craniopharyngioma Patients. </w:t>
+        <w:t>[</w:t>
+      </w:r>
+      <w:r>
+        <w:rPr>
+          <w:rFonts w:ascii="Arial" w:hAnsi="Arial" w:cs="Arial"/>
+          <w:color w:val="1B1B1B"/>
+          <w:sz w:val="22"/>
+          <w:szCs w:val="22"/>
+          <w:shd w:val="clear" w:color="auto" w:fill="FFFFFF"/>
+        </w:rPr>
+        <w:t>4</w:t>
+      </w:r>
+      <w:r>
+        <w:rPr>
+          <w:rFonts w:ascii="Arial" w:hAnsi="Arial" w:cs="Arial"/>
+          <w:color w:val="1B1B1B"/>
+          <w:sz w:val="22"/>
+          <w:szCs w:val="22"/>
+          <w:shd w:val="clear" w:color="auto" w:fill="FFFFFF"/>
+        </w:rPr>
+        <w:t xml:space="preserve">] </w:t>
+      </w:r>
+      <w:proofErr w:type="spellStart"/>
+      <w:r>
+        <w:rPr>
+          <w:rFonts w:ascii="Arial" w:hAnsi="Arial" w:cs="Arial"/>
+          <w:color w:val="1B1B1B"/>
+          <w:sz w:val="22"/>
+          <w:szCs w:val="22"/>
+          <w:shd w:val="clear" w:color="auto" w:fill="FFFFFF"/>
+        </w:rPr>
+        <w:t>Daubenbüchel</w:t>
+      </w:r>
+      <w:proofErr w:type="spellEnd"/>
+      <w:r>
+        <w:rPr>
+          <w:rFonts w:ascii="Arial" w:hAnsi="Arial" w:cs="Arial"/>
+          <w:color w:val="1B1B1B"/>
+          <w:sz w:val="22"/>
+          <w:szCs w:val="22"/>
+          <w:shd w:val="clear" w:color="auto" w:fill="FFFFFF"/>
+        </w:rPr>
+        <w:t>, A. M., &amp; Müller, H. L. (2015). Neuroendocrine Disorders in Pediatric Craniopharyngioma Patients. </w:t>
       </w:r>
       <w:r>
         <w:rPr>
@@ -1023,7 +1475,7 @@
         </w:rPr>
         <w:t xml:space="preserve">(3), 389–413. </w:t>
       </w:r>
-      <w:hyperlink r:id="rId7" w:history="1">
+      <w:hyperlink r:id="rId8" w:history="1">
         <w:r>
           <w:rPr>
             <w:rStyle w:val="Hyperlink"/>
@@ -1054,7 +1506,27 @@
           <w:szCs w:val="22"/>
           <w:shd w:val="clear" w:color="auto" w:fill="FFFFFF"/>
         </w:rPr>
-        <w:t>[4] Kawamata, T., Kubo, O., &amp; Hori, T. (2005). Histological findings at the boundary of craniopharyngiomas. </w:t>
+        <w:t>[</w:t>
+      </w:r>
+      <w:r>
+        <w:rPr>
+          <w:rFonts w:ascii="Arial" w:hAnsi="Arial" w:cs="Arial"/>
+          <w:color w:val="212121"/>
+          <w:sz w:val="22"/>
+          <w:szCs w:val="22"/>
+          <w:shd w:val="clear" w:color="auto" w:fill="FFFFFF"/>
+        </w:rPr>
+        <w:t>5</w:t>
+      </w:r>
+      <w:r>
+        <w:rPr>
+          <w:rFonts w:ascii="Arial" w:hAnsi="Arial" w:cs="Arial"/>
+          <w:color w:val="212121"/>
+          <w:sz w:val="22"/>
+          <w:szCs w:val="22"/>
+          <w:shd w:val="clear" w:color="auto" w:fill="FFFFFF"/>
+        </w:rPr>
+        <w:t>] Kawamata, T., Kubo, O., &amp; Hori, T. (2005). Histological findings at the boundary of craniopharyngiomas. </w:t>
       </w:r>
       <w:r>
         <w:rPr>
@@ -1100,7 +1572,7 @@
         </w:rPr>
         <w:t xml:space="preserve">(2), 75–78. </w:t>
       </w:r>
-      <w:hyperlink r:id="rId8" w:history="1">
+      <w:hyperlink r:id="rId9" w:history="1">
         <w:r>
           <w:rPr>
             <w:rStyle w:val="Hyperlink"/>
@@ -1131,7 +1603,27 @@
           <w:szCs w:val="22"/>
           <w:shd w:val="clear" w:color="auto" w:fill="FFFFFF"/>
         </w:rPr>
-        <w:t xml:space="preserve">[5] </w:t>
+        <w:t>[</w:t>
+      </w:r>
+      <w:r>
+        <w:rPr>
+          <w:rFonts w:ascii="Arial" w:hAnsi="Arial" w:cs="Arial"/>
+          <w:color w:val="1B1B1B"/>
+          <w:sz w:val="22"/>
+          <w:szCs w:val="22"/>
+          <w:shd w:val="clear" w:color="auto" w:fill="FFFFFF"/>
+        </w:rPr>
+        <w:t>6</w:t>
+      </w:r>
+      <w:r>
+        <w:rPr>
+          <w:rFonts w:ascii="Arial" w:hAnsi="Arial" w:cs="Arial"/>
+          <w:color w:val="1B1B1B"/>
+          <w:sz w:val="22"/>
+          <w:szCs w:val="22"/>
+          <w:shd w:val="clear" w:color="auto" w:fill="FFFFFF"/>
+        </w:rPr>
+        <w:t xml:space="preserve">] </w:t>
       </w:r>
       <w:r>
         <w:rPr>
@@ -1187,7 +1679,7 @@
         </w:rPr>
         <w:t xml:space="preserve">, 70. </w:t>
       </w:r>
-      <w:hyperlink r:id="rId9" w:history="1">
+      <w:hyperlink r:id="rId10" w:history="1">
         <w:r>
           <w:rPr>
             <w:rStyle w:val="Hyperlink"/>
@@ -1228,7 +1720,7 @@
           <w:szCs w:val="22"/>
           <w:shd w:val="clear" w:color="auto" w:fill="FFFFFF"/>
         </w:rPr>
-        <w:t>6</w:t>
+        <w:t>7</w:t>
       </w:r>
       <w:r>
         <w:rPr>
@@ -1248,7 +1740,29 @@
           <w:szCs w:val="22"/>
           <w:shd w:val="clear" w:color="auto" w:fill="FFFFFF"/>
         </w:rPr>
-        <w:t xml:space="preserve"> Lubuulwa, J., &amp; Lei, T. (2016). Pathological and Topographical Classification of </w:t>
+        <w:t xml:space="preserve"> </w:t>
+      </w:r>
+      <w:proofErr w:type="spellStart"/>
+      <w:r>
+        <w:rPr>
+          <w:rFonts w:ascii="Arial" w:hAnsi="Arial" w:cs="Arial"/>
+          <w:color w:val="1B1B1B"/>
+          <w:sz w:val="22"/>
+          <w:szCs w:val="22"/>
+          <w:shd w:val="clear" w:color="auto" w:fill="FFFFFF"/>
+        </w:rPr>
+        <w:t>Lubuulwa</w:t>
+      </w:r>
+      <w:proofErr w:type="spellEnd"/>
+      <w:r>
+        <w:rPr>
+          <w:rFonts w:ascii="Arial" w:hAnsi="Arial" w:cs="Arial"/>
+          <w:color w:val="1B1B1B"/>
+          <w:sz w:val="22"/>
+          <w:szCs w:val="22"/>
+          <w:shd w:val="clear" w:color="auto" w:fill="FFFFFF"/>
+        </w:rPr>
+        <w:t xml:space="preserve">, J., &amp; Lei, T. (2016). Pathological and Topographical Classification of </w:t>
       </w:r>
       <w:r>
         <w:rPr>
@@ -1314,7 +1828,7 @@
         </w:rPr>
         <w:t xml:space="preserve">(3), e121–e127. </w:t>
       </w:r>
-      <w:hyperlink r:id="rId10" w:history="1">
+      <w:hyperlink r:id="rId11" w:history="1">
         <w:r>
           <w:rPr>
             <w:rStyle w:val="Hyperlink"/>
@@ -1342,7 +1856,7 @@
           <w:sz w:val="22"/>
           <w:szCs w:val="22"/>
         </w:rPr>
-        <w:t>7</w:t>
+        <w:t>8</w:t>
       </w:r>
       <w:r>
         <w:rPr>
@@ -1360,7 +1874,29 @@
           <w:szCs w:val="22"/>
           <w:shd w:val="clear" w:color="auto" w:fill="FFFFFF"/>
         </w:rPr>
-        <w:t>Bunin, G. R., Surawicz, T. S., Witman, P. A., Preston-Martin, S., Davis, F., &amp; Bruner, J. M. (1998). The descriptive epidemiology of craniopharyngioma. </w:t>
+        <w:t xml:space="preserve">Bunin, G. R., </w:t>
+      </w:r>
+      <w:proofErr w:type="spellStart"/>
+      <w:r>
+        <w:rPr>
+          <w:rFonts w:ascii="Arial" w:hAnsi="Arial" w:cs="Arial"/>
+          <w:color w:val="212121"/>
+          <w:sz w:val="22"/>
+          <w:szCs w:val="22"/>
+          <w:shd w:val="clear" w:color="auto" w:fill="FFFFFF"/>
+        </w:rPr>
+        <w:t>Surawicz</w:t>
+      </w:r>
+      <w:proofErr w:type="spellEnd"/>
+      <w:r>
+        <w:rPr>
+          <w:rFonts w:ascii="Arial" w:hAnsi="Arial" w:cs="Arial"/>
+          <w:color w:val="212121"/>
+          <w:sz w:val="22"/>
+          <w:szCs w:val="22"/>
+          <w:shd w:val="clear" w:color="auto" w:fill="FFFFFF"/>
+        </w:rPr>
+        <w:t>, T. S., Witman, P. A., Preston-Martin, S., Davis, F., &amp; Bruner, J. M. (1998). The descriptive epidemiology of craniopharyngioma. </w:t>
       </w:r>
       <w:r>
         <w:rPr>
@@ -1406,7 +1942,7 @@
         </w:rPr>
         <w:t xml:space="preserve">(4), 547–551. </w:t>
       </w:r>
-      <w:hyperlink r:id="rId11" w:history="1">
+      <w:hyperlink r:id="rId12" w:history="1">
         <w:r>
           <w:rPr>
             <w:rStyle w:val="Hyperlink"/>
@@ -1447,7 +1983,7 @@
           <w:szCs w:val="22"/>
           <w:shd w:val="clear" w:color="auto" w:fill="FFFFFF"/>
         </w:rPr>
-        <w:t>8</w:t>
+        <w:t>9</w:t>
       </w:r>
       <w:r>
         <w:rPr>
@@ -1513,7 +2049,7 @@
         </w:rPr>
         <w:t xml:space="preserve">(4), 418–433. </w:t>
       </w:r>
-      <w:hyperlink r:id="rId12" w:history="1">
+      <w:hyperlink r:id="rId13" w:history="1">
         <w:r>
           <w:rPr>
             <w:rStyle w:val="Hyperlink"/>
@@ -1530,8 +2066,10 @@
       <w:pPr>
         <w:rPr>
           <w:rFonts w:ascii="Arial" w:hAnsi="Arial" w:cs="Arial"/>
-          <w:sz w:val="22"/>
-          <w:szCs w:val="22"/>
+          <w:color w:val="212121"/>
+          <w:sz w:val="22"/>
+          <w:szCs w:val="22"/>
+          <w:shd w:val="clear" w:color="auto" w:fill="FFFFFF"/>
         </w:rPr>
       </w:pPr>
       <w:r>
@@ -1542,7 +2080,18 @@
           <w:szCs w:val="22"/>
           <w:shd w:val="clear" w:color="auto" w:fill="FFFFFF"/>
         </w:rPr>
-        <w:t>[9</w:t>
+        <w:lastRenderedPageBreak/>
+        <w:t>[</w:t>
+      </w:r>
+      <w:r>
+        <w:rPr>
+          <w:rFonts w:ascii="Arial" w:hAnsi="Arial" w:cs="Arial"/>
+          <w:color w:val="212121"/>
+          <w:sz w:val="22"/>
+          <w:szCs w:val="22"/>
+          <w:shd w:val="clear" w:color="auto" w:fill="FFFFFF"/>
+        </w:rPr>
+        <w:t>10</w:t>
       </w:r>
       <w:r>
         <w:rPr>
@@ -1616,8 +2165,78 @@
           <w:szCs w:val="22"/>
           <w:shd w:val="clear" w:color="auto" w:fill="FFFFFF"/>
         </w:rPr>
-        <w:t>, 872689. https://doi.org/10.3389/fonc.2022.872689</w:t>
-      </w:r>
+        <w:t xml:space="preserve">, 872689. </w:t>
+      </w:r>
+      <w:hyperlink r:id="rId14" w:history="1">
+        <w:r>
+          <w:rPr>
+            <w:rStyle w:val="Hyperlink"/>
+            <w:rFonts w:ascii="Arial" w:hAnsi="Arial" w:cs="Arial"/>
+            <w:sz w:val="22"/>
+            <w:szCs w:val="22"/>
+            <w:shd w:val="clear" w:color="auto" w:fill="FFFFFF"/>
+          </w:rPr>
+          <w:t>https://doi.org/10.3389/fonc.2022.872689</w:t>
+        </w:r>
+      </w:hyperlink>
+    </w:p>
+    <w:p>
+      <w:pPr>
+        <w:pStyle w:val="Heading1"/>
+        <w:shd w:val="clear" w:color="auto" w:fill="FFFFFF"/>
+        <w:spacing w:before="139" w:after="120" w:line="264" w:lineRule="atLeast"/>
+        <w:rPr>
+          <w:rFonts w:ascii="Arial" w:hAnsi="Arial" w:cs="Arial"/>
+          <w:color w:val="1B1B1B"/>
+          <w:sz w:val="22"/>
+          <w:szCs w:val="22"/>
+        </w:rPr>
+      </w:pPr>
+      <w:r>
+        <w:rPr>
+          <w:rFonts w:ascii="Arial" w:hAnsi="Arial" w:cs="Arial"/>
+          <w:color w:val="1B1B1B"/>
+          <w:sz w:val="22"/>
+          <w:szCs w:val="22"/>
+        </w:rPr>
+        <w:t>[1</w:t>
+      </w:r>
+      <w:r>
+        <w:rPr>
+          <w:rFonts w:ascii="Arial" w:hAnsi="Arial" w:cs="Arial"/>
+          <w:color w:val="1B1B1B"/>
+          <w:sz w:val="22"/>
+          <w:szCs w:val="22"/>
+        </w:rPr>
+        <w:t>1</w:t>
+      </w:r>
+      <w:r>
+        <w:rPr>
+          <w:rFonts w:ascii="Arial" w:hAnsi="Arial" w:cs="Arial"/>
+          <w:color w:val="1B1B1B"/>
+          <w:sz w:val="22"/>
+          <w:szCs w:val="22"/>
+        </w:rPr>
+        <w:t xml:space="preserve">] </w:t>
+      </w:r>
+      <w:r>
+        <w:rPr>
+          <w:rFonts w:ascii="Arial" w:hAnsi="Arial" w:cs="Arial"/>
+          <w:color w:val="1B1B1B"/>
+          <w:sz w:val="22"/>
+          <w:szCs w:val="22"/>
+        </w:rPr>
+        <w:t>Childhood Craniopharyngioma Treatment (PDQ)–Health Professional Version</w:t>
+      </w:r>
+    </w:p>
+    <w:p>
+      <w:pPr>
+        <w:rPr>
+          <w:rFonts w:ascii="Arial" w:hAnsi="Arial" w:cs="Arial"/>
+          <w:sz w:val="22"/>
+          <w:szCs w:val="22"/>
+        </w:rPr>
+      </w:pPr>
     </w:p>
     <w:sectPr>
       <w:pgSz w:w="12240" w:h="15840"/>
